--- a/docx/final/25_模型与实验设计说明.docx
+++ b/docx/final/25_模型与实验设计说明.docx
@@ -2002,7 +2002,7 @@
           <w:rFonts w:ascii="宋体" w:hAnsi="宋体" w:eastAsia="宋体"/>
           <w:color w:val="000000"/>
         </w:rPr>
-        <w:t xml:space="preserve">解释：XJTU-SY 上 attention 版本略优于 baseline；PHM2012 上没有稳定优势。当前结论说明 workflow、模型结构和指标口径已经跑通，不证明 attention 在完整实验中一定更优。</w:t>
+        <w:t xml:space="preserve">解释：按 RMSE 看，XJTU-SY 上 attention 版本略低于 baseline；PHM2012 上没有稳定优势。Huang Score 是惩罚型分数，同一口径下越小越好，但本轮小样本结果不用于宣称 attention 在完整实验中一定更优。</w:t>
       </w:r>
     </w:p>
     <w:bookmarkEnd w:id="24"/>
@@ -2406,75 +2406,75 @@
                 <w:color w:val="000000"/>
                 <w:sz w:val="21"/>
               </w:rPr>
-              <w:t xml:space="preserve">2280.512</w:t>
-            </w:r>
-          </w:p>
-        </w:tc>
-        <w:tc>
-          <w:p>
-            <w:pPr>
-              <w:pStyle w:val="Compact"/>
-              <w:ind w:firstLine="0"/>
-              <w:jc w:val="right"/>
-            </w:pPr>
-            <w:r>
-              <w:rPr>
-                <w:rFonts w:ascii="宋体" w:hAnsi="宋体" w:eastAsia="宋体"/>
-                <w:color w:val="000000"/>
-                <w:sz w:val="21"/>
-              </w:rPr>
-              <w:t xml:space="preserve">0.603310</w:t>
-            </w:r>
-          </w:p>
-        </w:tc>
-        <w:tc>
-          <w:p>
-            <w:pPr>
-              <w:pStyle w:val="Compact"/>
-              <w:ind w:firstLine="0"/>
-              <w:jc w:val="right"/>
-            </w:pPr>
-            <w:r>
-              <w:rPr>
-                <w:rFonts w:ascii="宋体" w:hAnsi="宋体" w:eastAsia="宋体"/>
-                <w:color w:val="000000"/>
-                <w:sz w:val="21"/>
-              </w:rPr>
-              <w:t xml:space="preserve">-2.275391</w:t>
-            </w:r>
-          </w:p>
-        </w:tc>
-        <w:tc>
-          <w:p>
-            <w:pPr>
-              <w:pStyle w:val="Compact"/>
-              <w:ind w:firstLine="0"/>
-              <w:jc w:val="right"/>
-            </w:pPr>
-            <w:r>
-              <w:rPr>
-                <w:rFonts w:ascii="宋体" w:hAnsi="宋体" w:eastAsia="宋体"/>
-                <w:color w:val="000000"/>
-                <w:sz w:val="21"/>
-              </w:rPr>
-              <w:t xml:space="preserve">3053.993</w:t>
-            </w:r>
-          </w:p>
-        </w:tc>
-        <w:tc>
-          <w:p>
-            <w:pPr>
-              <w:pStyle w:val="Compact"/>
-              <w:ind w:firstLine="0"/>
-              <w:jc w:val="right"/>
-            </w:pPr>
-            <w:r>
-              <w:rPr>
-                <w:rFonts w:ascii="宋体" w:hAnsi="宋体" w:eastAsia="宋体"/>
-                <w:color w:val="000000"/>
-                <w:sz w:val="21"/>
-              </w:rPr>
-              <w:t xml:space="preserve">27.303331</w:t>
+              <w:t xml:space="preserve">2280.631</w:t>
+            </w:r>
+          </w:p>
+        </w:tc>
+        <w:tc>
+          <w:p>
+            <w:pPr>
+              <w:pStyle w:val="Compact"/>
+              <w:ind w:firstLine="0"/>
+              <w:jc w:val="right"/>
+            </w:pPr>
+            <w:r>
+              <w:rPr>
+                <w:rFonts w:ascii="宋体" w:hAnsi="宋体" w:eastAsia="宋体"/>
+                <w:color w:val="000000"/>
+                <w:sz w:val="21"/>
+              </w:rPr>
+              <w:t xml:space="preserve">0.603342</w:t>
+            </w:r>
+          </w:p>
+        </w:tc>
+        <w:tc>
+          <w:p>
+            <w:pPr>
+              <w:pStyle w:val="Compact"/>
+              <w:ind w:firstLine="0"/>
+              <w:jc w:val="right"/>
+            </w:pPr>
+            <w:r>
+              <w:rPr>
+                <w:rFonts w:ascii="宋体" w:hAnsi="宋体" w:eastAsia="宋体"/>
+                <w:color w:val="000000"/>
+                <w:sz w:val="21"/>
+              </w:rPr>
+              <w:t xml:space="preserve">-2.275735</w:t>
+            </w:r>
+          </w:p>
+        </w:tc>
+        <w:tc>
+          <w:p>
+            <w:pPr>
+              <w:pStyle w:val="Compact"/>
+              <w:ind w:firstLine="0"/>
+              <w:jc w:val="right"/>
+            </w:pPr>
+            <w:r>
+              <w:rPr>
+                <w:rFonts w:ascii="宋体" w:hAnsi="宋体" w:eastAsia="宋体"/>
+                <w:color w:val="000000"/>
+                <w:sz w:val="21"/>
+              </w:rPr>
+              <w:t xml:space="preserve">3054.891</w:t>
+            </w:r>
+          </w:p>
+        </w:tc>
+        <w:tc>
+          <w:p>
+            <w:pPr>
+              <w:pStyle w:val="Compact"/>
+              <w:ind w:firstLine="0"/>
+              <w:jc w:val="right"/>
+            </w:pPr>
+            <w:r>
+              <w:rPr>
+                <w:rFonts w:ascii="宋体" w:hAnsi="宋体" w:eastAsia="宋体"/>
+                <w:color w:val="000000"/>
+                <w:sz w:val="21"/>
+              </w:rPr>
+              <w:t xml:space="preserve">27.311963</w:t>
             </w:r>
           </w:p>
         </w:tc>
@@ -2510,75 +2510,75 @@
                 <w:color w:val="000000"/>
                 <w:sz w:val="21"/>
               </w:rPr>
-              <w:t xml:space="preserve">7688.563</w:t>
-            </w:r>
-          </w:p>
-        </w:tc>
-        <w:tc>
-          <w:p>
-            <w:pPr>
-              <w:pStyle w:val="Compact"/>
-              <w:ind w:firstLine="0"/>
-              <w:jc w:val="right"/>
-            </w:pPr>
-            <w:r>
-              <w:rPr>
-                <w:rFonts w:ascii="宋体" w:hAnsi="宋体" w:eastAsia="宋体"/>
-                <w:color w:val="000000"/>
-                <w:sz w:val="21"/>
-              </w:rPr>
-              <w:t xml:space="preserve">0.601609</w:t>
-            </w:r>
-          </w:p>
-        </w:tc>
-        <w:tc>
-          <w:p>
-            <w:pPr>
-              <w:pStyle w:val="Compact"/>
-              <w:ind w:firstLine="0"/>
-              <w:jc w:val="right"/>
-            </w:pPr>
-            <w:r>
-              <w:rPr>
-                <w:rFonts w:ascii="宋体" w:hAnsi="宋体" w:eastAsia="宋体"/>
-                <w:color w:val="000000"/>
-                <w:sz w:val="21"/>
-              </w:rPr>
-              <w:t xml:space="preserve">-2.257361</w:t>
-            </w:r>
-          </w:p>
-        </w:tc>
-        <w:tc>
-          <w:p>
-            <w:pPr>
-              <w:pStyle w:val="Compact"/>
-              <w:ind w:firstLine="0"/>
-              <w:jc w:val="right"/>
-            </w:pPr>
-            <w:r>
-              <w:rPr>
-                <w:rFonts w:ascii="宋体" w:hAnsi="宋体" w:eastAsia="宋体"/>
-                <w:color w:val="000000"/>
-                <w:sz w:val="21"/>
-              </w:rPr>
-              <w:t xml:space="preserve">3033.235</w:t>
-            </w:r>
-          </w:p>
-        </w:tc>
-        <w:tc>
-          <w:p>
-            <w:pPr>
-              <w:pStyle w:val="Compact"/>
-              <w:ind w:firstLine="0"/>
-              <w:jc w:val="right"/>
-            </w:pPr>
-            <w:r>
-              <w:rPr>
-                <w:rFonts w:ascii="宋体" w:hAnsi="宋体" w:eastAsia="宋体"/>
-                <w:color w:val="000000"/>
-                <w:sz w:val="21"/>
-              </w:rPr>
-              <w:t xml:space="preserve">27.385834</w:t>
+              <w:t xml:space="preserve">7688.510</w:t>
+            </w:r>
+          </w:p>
+        </w:tc>
+        <w:tc>
+          <w:p>
+            <w:pPr>
+              <w:pStyle w:val="Compact"/>
+              <w:ind w:firstLine="0"/>
+              <w:jc w:val="right"/>
+            </w:pPr>
+            <w:r>
+              <w:rPr>
+                <w:rFonts w:ascii="宋体" w:hAnsi="宋体" w:eastAsia="宋体"/>
+                <w:color w:val="000000"/>
+                <w:sz w:val="21"/>
+              </w:rPr>
+              <w:t xml:space="preserve">0.601605</w:t>
+            </w:r>
+          </w:p>
+        </w:tc>
+        <w:tc>
+          <w:p>
+            <w:pPr>
+              <w:pStyle w:val="Compact"/>
+              <w:ind w:firstLine="0"/>
+              <w:jc w:val="right"/>
+            </w:pPr>
+            <w:r>
+              <w:rPr>
+                <w:rFonts w:ascii="宋体" w:hAnsi="宋体" w:eastAsia="宋体"/>
+                <w:color w:val="000000"/>
+                <w:sz w:val="21"/>
+              </w:rPr>
+              <w:t xml:space="preserve">-2.257316</w:t>
+            </w:r>
+          </w:p>
+        </w:tc>
+        <w:tc>
+          <w:p>
+            <w:pPr>
+              <w:pStyle w:val="Compact"/>
+              <w:ind w:firstLine="0"/>
+              <w:jc w:val="right"/>
+            </w:pPr>
+            <w:r>
+              <w:rPr>
+                <w:rFonts w:ascii="宋体" w:hAnsi="宋体" w:eastAsia="宋体"/>
+                <w:color w:val="000000"/>
+                <w:sz w:val="21"/>
+              </w:rPr>
+              <w:t xml:space="preserve">3033.124</w:t>
+            </w:r>
+          </w:p>
+        </w:tc>
+        <w:tc>
+          <w:p>
+            <w:pPr>
+              <w:pStyle w:val="Compact"/>
+              <w:ind w:firstLine="0"/>
+              <w:jc w:val="right"/>
+            </w:pPr>
+            <w:r>
+              <w:rPr>
+                <w:rFonts w:ascii="宋体" w:hAnsi="宋体" w:eastAsia="宋体"/>
+                <w:color w:val="000000"/>
+                <w:sz w:val="21"/>
+              </w:rPr>
+              <w:t xml:space="preserve">27.384609</w:t>
             </w:r>
           </w:p>
         </w:tc>
@@ -2614,75 +2614,75 @@
                 <w:color w:val="000000"/>
                 <w:sz w:val="21"/>
               </w:rPr>
-              <w:t xml:space="preserve">5348.922</w:t>
-            </w:r>
-          </w:p>
-        </w:tc>
-        <w:tc>
-          <w:p>
-            <w:pPr>
-              <w:pStyle w:val="Compact"/>
-              <w:ind w:firstLine="0"/>
-              <w:jc w:val="right"/>
-            </w:pPr>
-            <w:r>
-              <w:rPr>
-                <w:rFonts w:ascii="宋体" w:hAnsi="宋体" w:eastAsia="宋体"/>
-                <w:color w:val="000000"/>
-                <w:sz w:val="21"/>
-              </w:rPr>
-              <w:t xml:space="preserve">0.602356</w:t>
-            </w:r>
-          </w:p>
-        </w:tc>
-        <w:tc>
-          <w:p>
-            <w:pPr>
-              <w:pStyle w:val="Compact"/>
-              <w:ind w:firstLine="0"/>
-              <w:jc w:val="right"/>
-            </w:pPr>
-            <w:r>
-              <w:rPr>
-                <w:rFonts w:ascii="宋体" w:hAnsi="宋体" w:eastAsia="宋体"/>
-                <w:color w:val="000000"/>
-                <w:sz w:val="21"/>
-              </w:rPr>
-              <w:t xml:space="preserve">-2.262244</w:t>
-            </w:r>
-          </w:p>
-        </w:tc>
-        <w:tc>
-          <w:p>
-            <w:pPr>
-              <w:pStyle w:val="Compact"/>
-              <w:ind w:firstLine="0"/>
-              <w:jc w:val="right"/>
-            </w:pPr>
-            <w:r>
-              <w:rPr>
-                <w:rFonts w:ascii="宋体" w:hAnsi="宋体" w:eastAsia="宋体"/>
-                <w:color w:val="000000"/>
-                <w:sz w:val="21"/>
-              </w:rPr>
-              <w:t xml:space="preserve">3042.942</w:t>
-            </w:r>
-          </w:p>
-        </w:tc>
-        <w:tc>
-          <w:p>
-            <w:pPr>
-              <w:pStyle w:val="Compact"/>
-              <w:ind w:firstLine="0"/>
-              <w:jc w:val="right"/>
-            </w:pPr>
-            <w:r>
-              <w:rPr>
-                <w:rFonts w:ascii="宋体" w:hAnsi="宋体" w:eastAsia="宋体"/>
-                <w:color w:val="000000"/>
-                <w:sz w:val="21"/>
-              </w:rPr>
-              <w:t xml:space="preserve">27.354392</w:t>
+              <w:t xml:space="preserve">5349.793</w:t>
+            </w:r>
+          </w:p>
+        </w:tc>
+        <w:tc>
+          <w:p>
+            <w:pPr>
+              <w:pStyle w:val="Compact"/>
+              <w:ind w:firstLine="0"/>
+              <w:jc w:val="right"/>
+            </w:pPr>
+            <w:r>
+              <w:rPr>
+                <w:rFonts w:ascii="宋体" w:hAnsi="宋体" w:eastAsia="宋体"/>
+                <w:color w:val="000000"/>
+                <w:sz w:val="21"/>
+              </w:rPr>
+              <w:t xml:space="preserve">0.602454</w:t>
+            </w:r>
+          </w:p>
+        </w:tc>
+        <w:tc>
+          <w:p>
+            <w:pPr>
+              <w:pStyle w:val="Compact"/>
+              <w:ind w:firstLine="0"/>
+              <w:jc w:val="right"/>
+            </w:pPr>
+            <w:r>
+              <w:rPr>
+                <w:rFonts w:ascii="宋体" w:hAnsi="宋体" w:eastAsia="宋体"/>
+                <w:color w:val="000000"/>
+                <w:sz w:val="21"/>
+              </w:rPr>
+              <w:t xml:space="preserve">-2.263306</w:t>
+            </w:r>
+          </w:p>
+        </w:tc>
+        <w:tc>
+          <w:p>
+            <w:pPr>
+              <w:pStyle w:val="Compact"/>
+              <w:ind w:firstLine="0"/>
+              <w:jc w:val="right"/>
+            </w:pPr>
+            <w:r>
+              <w:rPr>
+                <w:rFonts w:ascii="宋体" w:hAnsi="宋体" w:eastAsia="宋体"/>
+                <w:color w:val="000000"/>
+                <w:sz w:val="21"/>
+              </w:rPr>
+              <w:t xml:space="preserve">3045.704</w:t>
+            </w:r>
+          </w:p>
+        </w:tc>
+        <w:tc>
+          <w:p>
+            <w:pPr>
+              <w:pStyle w:val="Compact"/>
+              <w:ind w:firstLine="0"/>
+              <w:jc w:val="right"/>
+            </w:pPr>
+            <w:r>
+              <w:rPr>
+                <w:rFonts w:ascii="宋体" w:hAnsi="宋体" w:eastAsia="宋体"/>
+                <w:color w:val="000000"/>
+                <w:sz w:val="21"/>
+              </w:rPr>
+              <w:t xml:space="preserve">27.381524</w:t>
             </w:r>
           </w:p>
         </w:tc>
@@ -2718,75 +2718,75 @@
                 <w:color w:val="000000"/>
                 <w:sz w:val="21"/>
               </w:rPr>
-              <w:t xml:space="preserve">9641.803</w:t>
-            </w:r>
-          </w:p>
-        </w:tc>
-        <w:tc>
-          <w:p>
-            <w:pPr>
-              <w:pStyle w:val="Compact"/>
-              <w:ind w:firstLine="0"/>
-              <w:jc w:val="right"/>
-            </w:pPr>
-            <w:r>
-              <w:rPr>
-                <w:rFonts w:ascii="宋体" w:hAnsi="宋体" w:eastAsia="宋体"/>
-                <w:color w:val="000000"/>
-                <w:sz w:val="21"/>
-              </w:rPr>
-              <w:t xml:space="preserve">1.337282</w:t>
-            </w:r>
-          </w:p>
-        </w:tc>
-        <w:tc>
-          <w:p>
-            <w:pPr>
-              <w:pStyle w:val="Compact"/>
-              <w:ind w:firstLine="0"/>
-              <w:jc w:val="right"/>
-            </w:pPr>
-            <w:r>
-              <w:rPr>
-                <w:rFonts w:ascii="宋体" w:hAnsi="宋体" w:eastAsia="宋体"/>
-                <w:color w:val="000000"/>
-                <w:sz w:val="21"/>
-              </w:rPr>
-              <w:t xml:space="preserve">-15.110842</w:t>
-            </w:r>
-          </w:p>
-        </w:tc>
-        <w:tc>
-          <w:p>
-            <w:pPr>
-              <w:pStyle w:val="Compact"/>
-              <w:ind w:firstLine="0"/>
-              <w:jc w:val="right"/>
-            </w:pPr>
-            <w:r>
-              <w:rPr>
-                <w:rFonts w:ascii="宋体" w:hAnsi="宋体" w:eastAsia="宋体"/>
-                <w:color w:val="000000"/>
-                <w:sz w:val="21"/>
-              </w:rPr>
-              <w:t xml:space="preserve">1369975.000</w:t>
-            </w:r>
-          </w:p>
-        </w:tc>
-        <w:tc>
-          <w:p>
-            <w:pPr>
-              <w:pStyle w:val="Compact"/>
-              <w:ind w:firstLine="0"/>
-              <w:jc w:val="right"/>
-            </w:pPr>
-            <w:r>
-              <w:rPr>
-                <w:rFonts w:ascii="宋体" w:hAnsi="宋体" w:eastAsia="宋体"/>
-                <w:color w:val="000000"/>
-                <w:sz w:val="21"/>
-              </w:rPr>
-              <w:t xml:space="preserve">31.989850</w:t>
+              <w:t xml:space="preserve">9641.294</w:t>
+            </w:r>
+          </w:p>
+        </w:tc>
+        <w:tc>
+          <w:p>
+            <w:pPr>
+              <w:pStyle w:val="Compact"/>
+              <w:ind w:firstLine="0"/>
+              <w:jc w:val="right"/>
+            </w:pPr>
+            <w:r>
+              <w:rPr>
+                <w:rFonts w:ascii="宋体" w:hAnsi="宋体" w:eastAsia="宋体"/>
+                <w:color w:val="000000"/>
+                <w:sz w:val="21"/>
+              </w:rPr>
+              <w:t xml:space="preserve">1.337211</w:t>
+            </w:r>
+          </w:p>
+        </w:tc>
+        <w:tc>
+          <w:p>
+            <w:pPr>
+              <w:pStyle w:val="Compact"/>
+              <w:ind w:firstLine="0"/>
+              <w:jc w:val="right"/>
+            </w:pPr>
+            <w:r>
+              <w:rPr>
+                <w:rFonts w:ascii="宋体" w:hAnsi="宋体" w:eastAsia="宋体"/>
+                <w:color w:val="000000"/>
+                <w:sz w:val="21"/>
+              </w:rPr>
+              <w:t xml:space="preserve">-15.109142</w:t>
+            </w:r>
+          </w:p>
+        </w:tc>
+        <w:tc>
+          <w:p>
+            <w:pPr>
+              <w:pStyle w:val="Compact"/>
+              <w:ind w:firstLine="0"/>
+              <w:jc w:val="right"/>
+            </w:pPr>
+            <w:r>
+              <w:rPr>
+                <w:rFonts w:ascii="宋体" w:hAnsi="宋体" w:eastAsia="宋体"/>
+                <w:color w:val="000000"/>
+                <w:sz w:val="21"/>
+              </w:rPr>
+              <w:t xml:space="preserve">1369198.940</w:t>
+            </w:r>
+          </w:p>
+        </w:tc>
+        <w:tc>
+          <w:p>
+            <w:pPr>
+              <w:pStyle w:val="Compact"/>
+              <w:ind w:firstLine="0"/>
+              <w:jc w:val="right"/>
+            </w:pPr>
+            <w:r>
+              <w:rPr>
+                <w:rFonts w:ascii="宋体" w:hAnsi="宋体" w:eastAsia="宋体"/>
+                <w:color w:val="000000"/>
+                <w:sz w:val="21"/>
+              </w:rPr>
+              <w:t xml:space="preserve">31.983197</w:t>
             </w:r>
           </w:p>
         </w:tc>
@@ -2822,75 +2822,75 @@
                 <w:color w:val="000000"/>
                 <w:sz w:val="21"/>
               </w:rPr>
-              <w:t xml:space="preserve">10065.537</w:t>
-            </w:r>
-          </w:p>
-        </w:tc>
-        <w:tc>
-          <w:p>
-            <w:pPr>
-              <w:pStyle w:val="Compact"/>
-              <w:ind w:firstLine="0"/>
-              <w:jc w:val="right"/>
-            </w:pPr>
-            <w:r>
-              <w:rPr>
-                <w:rFonts w:ascii="宋体" w:hAnsi="宋体" w:eastAsia="宋体"/>
-                <w:color w:val="000000"/>
-                <w:sz w:val="21"/>
-              </w:rPr>
-              <w:t xml:space="preserve">2.092627</w:t>
-            </w:r>
-          </w:p>
-        </w:tc>
-        <w:tc>
-          <w:p>
-            <w:pPr>
-              <w:pStyle w:val="Compact"/>
-              <w:ind w:firstLine="0"/>
-              <w:jc w:val="right"/>
-            </w:pPr>
-            <w:r>
-              <w:rPr>
-                <w:rFonts w:ascii="宋体" w:hAnsi="宋体" w:eastAsia="宋体"/>
-                <w:color w:val="000000"/>
-                <w:sz w:val="21"/>
-              </w:rPr>
-              <w:t xml:space="preserve">-38.470269</w:t>
-            </w:r>
-          </w:p>
-        </w:tc>
-        <w:tc>
-          <w:p>
-            <w:pPr>
-              <w:pStyle w:val="Compact"/>
-              <w:ind w:firstLine="0"/>
-              <w:jc w:val="right"/>
-            </w:pPr>
-            <w:r>
-              <w:rPr>
-                <w:rFonts w:ascii="宋体" w:hAnsi="宋体" w:eastAsia="宋体"/>
-                <w:color w:val="000000"/>
-                <w:sz w:val="21"/>
-              </w:rPr>
-              <w:t xml:space="preserve">514266800.000</w:t>
-            </w:r>
-          </w:p>
-        </w:tc>
-        <w:tc>
-          <w:p>
-            <w:pPr>
-              <w:pStyle w:val="Compact"/>
-              <w:ind w:firstLine="0"/>
-              <w:jc w:val="right"/>
-            </w:pPr>
-            <w:r>
-              <w:rPr>
-                <w:rFonts w:ascii="宋体" w:hAnsi="宋体" w:eastAsia="宋体"/>
-                <w:color w:val="000000"/>
-                <w:sz w:val="21"/>
-              </w:rPr>
-              <w:t xml:space="preserve">31.984371</w:t>
+              <w:t xml:space="preserve">10066.013</w:t>
+            </w:r>
+          </w:p>
+        </w:tc>
+        <w:tc>
+          <w:p>
+            <w:pPr>
+              <w:pStyle w:val="Compact"/>
+              <w:ind w:firstLine="0"/>
+              <w:jc w:val="right"/>
+            </w:pPr>
+            <w:r>
+              <w:rPr>
+                <w:rFonts w:ascii="宋体" w:hAnsi="宋体" w:eastAsia="宋体"/>
+                <w:color w:val="000000"/>
+                <w:sz w:val="21"/>
+              </w:rPr>
+              <w:t xml:space="preserve">2.092726</w:t>
+            </w:r>
+          </w:p>
+        </w:tc>
+        <w:tc>
+          <w:p>
+            <w:pPr>
+              <w:pStyle w:val="Compact"/>
+              <w:ind w:firstLine="0"/>
+              <w:jc w:val="right"/>
+            </w:pPr>
+            <w:r>
+              <w:rPr>
+                <w:rFonts w:ascii="宋体" w:hAnsi="宋体" w:eastAsia="宋体"/>
+                <w:color w:val="000000"/>
+                <w:sz w:val="21"/>
+              </w:rPr>
+              <w:t xml:space="preserve">-38.474005</w:t>
+            </w:r>
+          </w:p>
+        </w:tc>
+        <w:tc>
+          <w:p>
+            <w:pPr>
+              <w:pStyle w:val="Compact"/>
+              <w:ind w:firstLine="0"/>
+              <w:jc w:val="right"/>
+            </w:pPr>
+            <w:r>
+              <w:rPr>
+                <w:rFonts w:ascii="宋体" w:hAnsi="宋体" w:eastAsia="宋体"/>
+                <w:color w:val="000000"/>
+                <w:sz w:val="21"/>
+              </w:rPr>
+              <w:t xml:space="preserve">514657455.688</w:t>
+            </w:r>
+          </w:p>
+        </w:tc>
+        <w:tc>
+          <w:p>
+            <w:pPr>
+              <w:pStyle w:val="Compact"/>
+              <w:ind w:firstLine="0"/>
+              <w:jc w:val="right"/>
+            </w:pPr>
+            <w:r>
+              <w:rPr>
+                <w:rFonts w:ascii="宋体" w:hAnsi="宋体" w:eastAsia="宋体"/>
+                <w:color w:val="000000"/>
+                <w:sz w:val="21"/>
+              </w:rPr>
+              <w:t xml:space="preserve">31.989926</w:t>
             </w:r>
           </w:p>
         </w:tc>
@@ -2926,75 +2926,75 @@
                 <w:color w:val="000000"/>
                 <w:sz w:val="21"/>
               </w:rPr>
-              <w:t xml:space="preserve">1594.675</w:t>
-            </w:r>
-          </w:p>
-        </w:tc>
-        <w:tc>
-          <w:p>
-            <w:pPr>
-              <w:pStyle w:val="Compact"/>
-              <w:ind w:firstLine="0"/>
-              <w:jc w:val="right"/>
-            </w:pPr>
-            <w:r>
-              <w:rPr>
-                <w:rFonts w:ascii="宋体" w:hAnsi="宋体" w:eastAsia="宋体"/>
-                <w:color w:val="000000"/>
-                <w:sz w:val="21"/>
-              </w:rPr>
-              <w:t xml:space="preserve">1.130975</w:t>
-            </w:r>
-          </w:p>
-        </w:tc>
-        <w:tc>
-          <w:p>
-            <w:pPr>
-              <w:pStyle w:val="Compact"/>
-              <w:ind w:firstLine="0"/>
-              <w:jc w:val="right"/>
-            </w:pPr>
-            <w:r>
-              <w:rPr>
-                <w:rFonts w:ascii="宋体" w:hAnsi="宋体" w:eastAsia="宋体"/>
-                <w:color w:val="000000"/>
-                <w:sz w:val="21"/>
-              </w:rPr>
-              <w:t xml:space="preserve">-10.581817</w:t>
-            </w:r>
-          </w:p>
-        </w:tc>
-        <w:tc>
-          <w:p>
-            <w:pPr>
-              <w:pStyle w:val="Compact"/>
-              <w:ind w:firstLine="0"/>
-              <w:jc w:val="right"/>
-            </w:pPr>
-            <w:r>
-              <w:rPr>
-                <w:rFonts w:ascii="宋体" w:hAnsi="宋体" w:eastAsia="宋体"/>
-                <w:color w:val="000000"/>
-                <w:sz w:val="21"/>
-              </w:rPr>
-              <w:t xml:space="preserve">262471.400</w:t>
-            </w:r>
-          </w:p>
-        </w:tc>
-        <w:tc>
-          <w:p>
-            <w:pPr>
-              <w:pStyle w:val="Compact"/>
-              <w:ind w:firstLine="0"/>
-              <w:jc w:val="right"/>
-            </w:pPr>
-            <w:r>
-              <w:rPr>
-                <w:rFonts w:ascii="宋体" w:hAnsi="宋体" w:eastAsia="宋体"/>
-                <w:color w:val="000000"/>
-                <w:sz w:val="21"/>
-              </w:rPr>
-              <w:t xml:space="preserve">31.883923</w:t>
+              <w:t xml:space="preserve">1594.736</w:t>
+            </w:r>
+          </w:p>
+        </w:tc>
+        <w:tc>
+          <w:p>
+            <w:pPr>
+              <w:pStyle w:val="Compact"/>
+              <w:ind w:firstLine="0"/>
+              <w:jc w:val="right"/>
+            </w:pPr>
+            <w:r>
+              <w:rPr>
+                <w:rFonts w:ascii="宋体" w:hAnsi="宋体" w:eastAsia="宋体"/>
+                <w:color w:val="000000"/>
+                <w:sz w:val="21"/>
+              </w:rPr>
+              <w:t xml:space="preserve">1.131018</w:t>
+            </w:r>
+          </w:p>
+        </w:tc>
+        <w:tc>
+          <w:p>
+            <w:pPr>
+              <w:pStyle w:val="Compact"/>
+              <w:ind w:firstLine="0"/>
+              <w:jc w:val="right"/>
+            </w:pPr>
+            <w:r>
+              <w:rPr>
+                <w:rFonts w:ascii="宋体" w:hAnsi="宋体" w:eastAsia="宋体"/>
+                <w:color w:val="000000"/>
+                <w:sz w:val="21"/>
+              </w:rPr>
+              <w:t xml:space="preserve">-10.582701</w:t>
+            </w:r>
+          </w:p>
+        </w:tc>
+        <w:tc>
+          <w:p>
+            <w:pPr>
+              <w:pStyle w:val="Compact"/>
+              <w:ind w:firstLine="0"/>
+              <w:jc w:val="right"/>
+            </w:pPr>
+            <w:r>
+              <w:rPr>
+                <w:rFonts w:ascii="宋体" w:hAnsi="宋体" w:eastAsia="宋体"/>
+                <w:color w:val="000000"/>
+                <w:sz w:val="21"/>
+              </w:rPr>
+              <w:t xml:space="preserve">262557.238</w:t>
+            </w:r>
+          </w:p>
+        </w:tc>
+        <w:tc>
+          <w:p>
+            <w:pPr>
+              <w:pStyle w:val="Compact"/>
+              <w:ind w:firstLine="0"/>
+              <w:jc w:val="right"/>
+            </w:pPr>
+            <w:r>
+              <w:rPr>
+                <w:rFonts w:ascii="宋体" w:hAnsi="宋体" w:eastAsia="宋体"/>
+                <w:color w:val="000000"/>
+                <w:sz w:val="21"/>
+              </w:rPr>
+              <w:t xml:space="preserve">31.889389</w:t>
             </w:r>
           </w:p>
         </w:tc>
@@ -3346,7 +3346,7 @@
           <w:rFonts w:ascii="宋体" w:hAnsi="宋体" w:eastAsia="宋体"/>
           <w:color w:val="000000"/>
         </w:rPr>
-        <w:t xml:space="preserve">答辩中应先说明指标口径，再解释数值。不能把 Huang Score 和 PHM2012 challenge-style Score 混成同一种指标。</w:t>
+        <w:t xml:space="preserve">答辩中应先说明指标口径，再解释数值。不能把 Huang Score 和 PHM2012 challenge-style Score 混成同一种指标；Huang Score 完美预测为 0，同一口径下越小越好。</w:t>
       </w:r>
     </w:p>
     <w:bookmarkEnd w:id="26"/>

--- a/docx/final/25_模型与实验设计说明.docx
+++ b/docx/final/25_模型与实验设计说明.docx
@@ -1176,6 +1176,2081 @@
           <w:color w:val="000000"/>
         </w:rPr>
         <w:t xml:space="preserve">组织成时间序列输入。</w:t>
+      </w:r>
+    </w:p>
+    <w:p>
+      <w:pPr>
+        <w:pStyle w:val="BodyText"/>
+        <w:spacing w:line="276" w:lineRule="auto" w:after="0"/>
+        <w:ind w:firstLine="420"/>
+      </w:pPr>
+      <w:r>
+        <w:rPr>
+          <w:rFonts w:ascii="宋体" w:hAnsi="宋体" w:eastAsia="宋体"/>
+          <w:color w:val="000000"/>
+        </w:rPr>
+        <w:t xml:space="preserve">完整 19 维字段如下。这里的</w:t>
+      </w:r>
+      <w:r>
+        <w:rPr>
+          <w:rFonts w:ascii="宋体" w:hAnsi="宋体" w:eastAsia="宋体"/>
+          <w:color w:val="000000"/>
+        </w:rPr>
+        <w:t xml:space="preserve">“</w:t>
+      </w:r>
+      <w:r>
+        <w:rPr>
+          <w:rFonts w:ascii="宋体" w:hAnsi="宋体" w:eastAsia="宋体"/>
+          <w:color w:val="000000"/>
+        </w:rPr>
+        <w:t xml:space="preserve">14 个时域特征 + 5 个频域特征</w:t>
+      </w:r>
+      <w:r>
+        <w:rPr>
+          <w:rFonts w:ascii="宋体" w:hAnsi="宋体" w:eastAsia="宋体"/>
+          <w:color w:val="000000"/>
+        </w:rPr>
+        <w:t xml:space="preserve">”</w:t>
+      </w:r>
+      <w:r>
+        <w:rPr>
+          <w:rFonts w:ascii="宋体" w:hAnsi="宋体" w:eastAsia="宋体"/>
+          <w:color w:val="000000"/>
+        </w:rPr>
+        <w:t xml:space="preserve">是项目主线自己用 NumPy/FFT 实现的默认特征集合，不是调用</w:t>
+      </w:r>
+      <w:r>
+        <w:rPr>
+          <w:rFonts w:ascii="宋体" w:hAnsi="宋体" w:eastAsia="宋体"/>
+          <w:color w:val="000000"/>
+        </w:rPr>
+        <w:t xml:space="preserve"> </w:t>
+      </w:r>
+      <w:r>
+        <w:rPr>
+          <w:rStyle w:val="VerbatimChar"/>
+          <w:rFonts w:ascii="宋体" w:hAnsi="宋体" w:eastAsia="宋体"/>
+          <w:color w:val="000000"/>
+        </w:rPr>
+        <w:t xml:space="preserve">tsfresh</w:t>
+      </w:r>
+      <w:r>
+        <w:rPr>
+          <w:rFonts w:ascii="宋体" w:hAnsi="宋体" w:eastAsia="宋体"/>
+          <w:color w:val="000000"/>
+        </w:rPr>
+        <w:t xml:space="preserve"> </w:t>
+      </w:r>
+      <w:r>
+        <w:rPr>
+          <w:rFonts w:ascii="宋体" w:hAnsi="宋体" w:eastAsia="宋体"/>
+          <w:color w:val="000000"/>
+        </w:rPr>
+        <w:t xml:space="preserve">自动生成特征。</w:t>
+      </w:r>
+      <w:r>
+        <w:rPr>
+          <w:rStyle w:val="VerbatimChar"/>
+          <w:rFonts w:ascii="宋体" w:hAnsi="宋体" w:eastAsia="宋体"/>
+          <w:color w:val="000000"/>
+        </w:rPr>
+        <w:t xml:space="preserve">tsfresh</w:t>
+      </w:r>
+      <w:r>
+        <w:rPr>
+          <w:rFonts w:ascii="宋体" w:hAnsi="宋体" w:eastAsia="宋体"/>
+          <w:color w:val="000000"/>
+        </w:rPr>
+        <w:t xml:space="preserve"> </w:t>
+      </w:r>
+      <w:r>
+        <w:rPr>
+          <w:rFonts w:ascii="宋体" w:hAnsi="宋体" w:eastAsia="宋体"/>
+          <w:color w:val="000000"/>
+        </w:rPr>
+        <w:t xml:space="preserve">和</w:t>
+      </w:r>
+      <w:r>
+        <w:rPr>
+          <w:rFonts w:ascii="宋体" w:hAnsi="宋体" w:eastAsia="宋体"/>
+          <w:color w:val="000000"/>
+        </w:rPr>
+        <w:t xml:space="preserve"> </w:t>
+      </w:r>
+      <w:r>
+        <w:rPr>
+          <w:rStyle w:val="VerbatimChar"/>
+          <w:rFonts w:ascii="宋体" w:hAnsi="宋体" w:eastAsia="宋体"/>
+          <w:color w:val="000000"/>
+        </w:rPr>
+        <w:t xml:space="preserve">xgboost</w:t>
+      </w:r>
+      <w:r>
+        <w:rPr>
+          <w:rFonts w:ascii="宋体" w:hAnsi="宋体" w:eastAsia="宋体"/>
+          <w:color w:val="000000"/>
+        </w:rPr>
+        <w:t xml:space="preserve"> </w:t>
+      </w:r>
+      <w:r>
+        <w:rPr>
+          <w:rFonts w:ascii="宋体" w:hAnsi="宋体" w:eastAsia="宋体"/>
+          <w:color w:val="000000"/>
+        </w:rPr>
+        <w:t xml:space="preserve">在仓库中只作为可选扩展依赖，不作为本轮论文复现的主输入来源。</w:t>
+      </w:r>
+    </w:p>
+    <w:tbl>
+      <w:tblPr>
+        <w:tblStyle w:val="Table"/>
+        <w:tblW w:type="pct" w:w="0.0"/>
+        <w:tblLook w:firstRow="1" w:lastRow="0" w:firstColumn="0" w:lastColumn="0" w:noHBand="0" w:noVBand="0" w:val="0020"/>
+        <w:tblBorders>
+          <w:top w:val="single" w:sz="4" w:space="0" w:color="000000"/>
+          <w:left w:val="single" w:sz="4" w:space="0" w:color="000000"/>
+          <w:bottom w:val="single" w:sz="4" w:space="0" w:color="000000"/>
+          <w:right w:val="single" w:sz="4" w:space="0" w:color="000000"/>
+          <w:insideH w:val="single" w:sz="4" w:space="0" w:color="000000"/>
+          <w:insideV w:val="single" w:sz="4" w:space="0" w:color="000000"/>
+        </w:tblBorders>
+      </w:tblPr>
+      <w:tblGrid/>
+      <w:tr>
+        <w:tc>
+          <w:tcPr>
+            <w:shd w:fill="FFFFFF"/>
+          </w:tcPr>
+          <w:p>
+            <w:pPr>
+              <w:pStyle w:val="Compact"/>
+              <w:ind w:firstLine="0"/>
+              <w:jc w:val="right"/>
+            </w:pPr>
+            <w:r>
+              <w:rPr>
+                <w:rFonts w:ascii="宋体" w:hAnsi="宋体" w:eastAsia="宋体"/>
+                <w:b/>
+                <w:color w:val="000000"/>
+                <w:sz w:val="21"/>
+              </w:rPr>
+              <w:t xml:space="preserve">序号</w:t>
+            </w:r>
+          </w:p>
+        </w:tc>
+        <w:tc>
+          <w:tcPr>
+            <w:shd w:fill="FFFFFF"/>
+          </w:tcPr>
+          <w:p>
+            <w:pPr>
+              <w:pStyle w:val="Compact"/>
+              <w:ind w:firstLine="0"/>
+              <w:jc w:val="left"/>
+            </w:pPr>
+            <w:r>
+              <w:rPr>
+                <w:rFonts w:ascii="宋体" w:hAnsi="宋体" w:eastAsia="宋体"/>
+                <w:b/>
+                <w:color w:val="000000"/>
+                <w:sz w:val="21"/>
+              </w:rPr>
+              <w:t xml:space="preserve">字段</w:t>
+            </w:r>
+          </w:p>
+        </w:tc>
+        <w:tc>
+          <w:tcPr>
+            <w:shd w:fill="FFFFFF"/>
+          </w:tcPr>
+          <w:p>
+            <w:pPr>
+              <w:pStyle w:val="Compact"/>
+              <w:ind w:firstLine="0"/>
+              <w:jc w:val="left"/>
+            </w:pPr>
+            <w:r>
+              <w:rPr>
+                <w:rFonts w:ascii="宋体" w:hAnsi="宋体" w:eastAsia="宋体"/>
+                <w:b/>
+                <w:color w:val="000000"/>
+                <w:sz w:val="21"/>
+              </w:rPr>
+              <w:t xml:space="preserve">类别</w:t>
+            </w:r>
+          </w:p>
+        </w:tc>
+        <w:tc>
+          <w:tcPr>
+            <w:shd w:fill="FFFFFF"/>
+          </w:tcPr>
+          <w:p>
+            <w:pPr>
+              <w:pStyle w:val="Compact"/>
+              <w:ind w:firstLine="0"/>
+              <w:jc w:val="left"/>
+            </w:pPr>
+            <w:r>
+              <w:rPr>
+                <w:rFonts w:ascii="宋体" w:hAnsi="宋体" w:eastAsia="宋体"/>
+                <w:b/>
+                <w:color w:val="000000"/>
+                <w:sz w:val="21"/>
+              </w:rPr>
+              <w:t xml:space="preserve">计算含义</w:t>
+            </w:r>
+          </w:p>
+        </w:tc>
+        <w:tc>
+          <w:tcPr>
+            <w:shd w:fill="FFFFFF"/>
+          </w:tcPr>
+          <w:p>
+            <w:pPr>
+              <w:pStyle w:val="Compact"/>
+              <w:ind w:firstLine="0"/>
+              <w:jc w:val="left"/>
+            </w:pPr>
+            <w:r>
+              <w:rPr>
+                <w:rFonts w:ascii="宋体" w:hAnsi="宋体" w:eastAsia="宋体"/>
+                <w:b/>
+                <w:color w:val="000000"/>
+                <w:sz w:val="21"/>
+              </w:rPr>
+              <w:t xml:space="preserve">作用</w:t>
+            </w:r>
+          </w:p>
+        </w:tc>
+      </w:tr>
+      <w:tr>
+        <w:tc>
+          <w:p>
+            <w:pPr>
+              <w:pStyle w:val="Compact"/>
+              <w:ind w:firstLine="0"/>
+              <w:jc w:val="right"/>
+            </w:pPr>
+            <w:r>
+              <w:rPr>
+                <w:rFonts w:ascii="宋体" w:hAnsi="宋体" w:eastAsia="宋体"/>
+                <w:color w:val="000000"/>
+                <w:sz w:val="21"/>
+              </w:rPr>
+              <w:t xml:space="preserve">1</w:t>
+            </w:r>
+          </w:p>
+        </w:tc>
+        <w:tc>
+          <w:p>
+            <w:pPr>
+              <w:pStyle w:val="Compact"/>
+              <w:ind w:firstLine="0"/>
+              <w:jc w:val="left"/>
+            </w:pPr>
+            <w:r>
+              <w:rPr>
+                <w:rStyle w:val="VerbatimChar"/>
+                <w:rFonts w:ascii="宋体" w:hAnsi="宋体" w:eastAsia="宋体"/>
+                <w:color w:val="000000"/>
+                <w:sz w:val="21"/>
+              </w:rPr>
+              <w:t xml:space="preserve">mean</w:t>
+            </w:r>
+          </w:p>
+        </w:tc>
+        <w:tc>
+          <w:p>
+            <w:pPr>
+              <w:pStyle w:val="Compact"/>
+              <w:ind w:firstLine="0"/>
+              <w:jc w:val="left"/>
+            </w:pPr>
+            <w:r>
+              <w:rPr>
+                <w:rFonts w:ascii="宋体" w:hAnsi="宋体" w:eastAsia="宋体"/>
+                <w:color w:val="000000"/>
+                <w:sz w:val="21"/>
+              </w:rPr>
+              <w:t xml:space="preserve">时域/稳定性</w:t>
+            </w:r>
+          </w:p>
+        </w:tc>
+        <w:tc>
+          <w:p>
+            <w:pPr>
+              <w:pStyle w:val="Compact"/>
+              <w:ind w:firstLine="0"/>
+              <w:jc w:val="left"/>
+            </w:pPr>
+            <w:r>
+              <w:rPr>
+                <w:rStyle w:val="VerbatimChar"/>
+                <w:rFonts w:ascii="宋体" w:hAnsi="宋体" w:eastAsia="宋体"/>
+                <w:color w:val="000000"/>
+                <w:sz w:val="21"/>
+              </w:rPr>
+              <w:t xml:space="preserve">mean(x)</w:t>
+            </w:r>
+          </w:p>
+        </w:tc>
+        <w:tc>
+          <w:p>
+            <w:pPr>
+              <w:pStyle w:val="Compact"/>
+              <w:ind w:firstLine="0"/>
+              <w:jc w:val="left"/>
+            </w:pPr>
+            <w:r>
+              <w:rPr>
+                <w:rFonts w:ascii="宋体" w:hAnsi="宋体" w:eastAsia="宋体"/>
+                <w:color w:val="000000"/>
+                <w:sz w:val="21"/>
+              </w:rPr>
+              <w:t xml:space="preserve">观察信号整体偏移</w:t>
+            </w:r>
+          </w:p>
+        </w:tc>
+      </w:tr>
+      <w:tr>
+        <w:tc>
+          <w:p>
+            <w:pPr>
+              <w:pStyle w:val="Compact"/>
+              <w:ind w:firstLine="0"/>
+              <w:jc w:val="right"/>
+            </w:pPr>
+            <w:r>
+              <w:rPr>
+                <w:rFonts w:ascii="宋体" w:hAnsi="宋体" w:eastAsia="宋体"/>
+                <w:color w:val="000000"/>
+                <w:sz w:val="21"/>
+              </w:rPr>
+              <w:t xml:space="preserve">2</w:t>
+            </w:r>
+          </w:p>
+        </w:tc>
+        <w:tc>
+          <w:p>
+            <w:pPr>
+              <w:pStyle w:val="Compact"/>
+              <w:ind w:firstLine="0"/>
+              <w:jc w:val="left"/>
+            </w:pPr>
+            <w:r>
+              <w:rPr>
+                <w:rStyle w:val="VerbatimChar"/>
+                <w:rFonts w:ascii="宋体" w:hAnsi="宋体" w:eastAsia="宋体"/>
+                <w:color w:val="000000"/>
+                <w:sz w:val="21"/>
+              </w:rPr>
+              <w:t xml:space="preserve">variance</w:t>
+            </w:r>
+          </w:p>
+        </w:tc>
+        <w:tc>
+          <w:p>
+            <w:pPr>
+              <w:pStyle w:val="Compact"/>
+              <w:ind w:firstLine="0"/>
+              <w:jc w:val="left"/>
+            </w:pPr>
+            <w:r>
+              <w:rPr>
+                <w:rFonts w:ascii="宋体" w:hAnsi="宋体" w:eastAsia="宋体"/>
+                <w:color w:val="000000"/>
+                <w:sz w:val="21"/>
+              </w:rPr>
+              <w:t xml:space="preserve">时域/稳定性</w:t>
+            </w:r>
+          </w:p>
+        </w:tc>
+        <w:tc>
+          <w:p>
+            <w:pPr>
+              <w:pStyle w:val="Compact"/>
+              <w:ind w:firstLine="0"/>
+              <w:jc w:val="left"/>
+            </w:pPr>
+            <w:r>
+              <w:rPr>
+                <w:rStyle w:val="VerbatimChar"/>
+                <w:rFonts w:ascii="宋体" w:hAnsi="宋体" w:eastAsia="宋体"/>
+                <w:color w:val="000000"/>
+                <w:sz w:val="21"/>
+              </w:rPr>
+              <w:t xml:space="preserve">var(x)</w:t>
+            </w:r>
+          </w:p>
+        </w:tc>
+        <w:tc>
+          <w:p>
+            <w:pPr>
+              <w:pStyle w:val="Compact"/>
+              <w:ind w:firstLine="0"/>
+              <w:jc w:val="left"/>
+            </w:pPr>
+            <w:r>
+              <w:rPr>
+                <w:rFonts w:ascii="宋体" w:hAnsi="宋体" w:eastAsia="宋体"/>
+                <w:color w:val="000000"/>
+                <w:sz w:val="21"/>
+              </w:rPr>
+              <w:t xml:space="preserve">描述波动强度</w:t>
+            </w:r>
+          </w:p>
+        </w:tc>
+      </w:tr>
+      <w:tr>
+        <w:tc>
+          <w:p>
+            <w:pPr>
+              <w:pStyle w:val="Compact"/>
+              <w:ind w:firstLine="0"/>
+              <w:jc w:val="right"/>
+            </w:pPr>
+            <w:r>
+              <w:rPr>
+                <w:rFonts w:ascii="宋体" w:hAnsi="宋体" w:eastAsia="宋体"/>
+                <w:color w:val="000000"/>
+                <w:sz w:val="21"/>
+              </w:rPr>
+              <w:t xml:space="preserve">3</w:t>
+            </w:r>
+          </w:p>
+        </w:tc>
+        <w:tc>
+          <w:p>
+            <w:pPr>
+              <w:pStyle w:val="Compact"/>
+              <w:ind w:firstLine="0"/>
+              <w:jc w:val="left"/>
+            </w:pPr>
+            <w:r>
+              <w:rPr>
+                <w:rStyle w:val="VerbatimChar"/>
+                <w:rFonts w:ascii="宋体" w:hAnsi="宋体" w:eastAsia="宋体"/>
+                <w:color w:val="000000"/>
+                <w:sz w:val="21"/>
+              </w:rPr>
+              <w:t xml:space="preserve">standard_deviation</w:t>
+            </w:r>
+          </w:p>
+        </w:tc>
+        <w:tc>
+          <w:p>
+            <w:pPr>
+              <w:pStyle w:val="Compact"/>
+              <w:ind w:firstLine="0"/>
+              <w:jc w:val="left"/>
+            </w:pPr>
+            <w:r>
+              <w:rPr>
+                <w:rFonts w:ascii="宋体" w:hAnsi="宋体" w:eastAsia="宋体"/>
+                <w:color w:val="000000"/>
+                <w:sz w:val="21"/>
+              </w:rPr>
+              <w:t xml:space="preserve">时域/稳定性</w:t>
+            </w:r>
+          </w:p>
+        </w:tc>
+        <w:tc>
+          <w:p>
+            <w:pPr>
+              <w:pStyle w:val="Compact"/>
+              <w:ind w:firstLine="0"/>
+              <w:jc w:val="left"/>
+            </w:pPr>
+            <w:r>
+              <w:rPr>
+                <w:rStyle w:val="VerbatimChar"/>
+                <w:rFonts w:ascii="宋体" w:hAnsi="宋体" w:eastAsia="宋体"/>
+                <w:color w:val="000000"/>
+                <w:sz w:val="21"/>
+              </w:rPr>
+              <w:t xml:space="preserve">std(x)</w:t>
+            </w:r>
+          </w:p>
+        </w:tc>
+        <w:tc>
+          <w:p>
+            <w:pPr>
+              <w:pStyle w:val="Compact"/>
+              <w:ind w:firstLine="0"/>
+              <w:jc w:val="left"/>
+            </w:pPr>
+            <w:r>
+              <w:rPr>
+                <w:rFonts w:ascii="宋体" w:hAnsi="宋体" w:eastAsia="宋体"/>
+                <w:color w:val="000000"/>
+                <w:sz w:val="21"/>
+              </w:rPr>
+              <w:t xml:space="preserve">方差的同量纲表达</w:t>
+            </w:r>
+          </w:p>
+        </w:tc>
+      </w:tr>
+      <w:tr>
+        <w:tc>
+          <w:p>
+            <w:pPr>
+              <w:pStyle w:val="Compact"/>
+              <w:ind w:firstLine="0"/>
+              <w:jc w:val="right"/>
+            </w:pPr>
+            <w:r>
+              <w:rPr>
+                <w:rFonts w:ascii="宋体" w:hAnsi="宋体" w:eastAsia="宋体"/>
+                <w:color w:val="000000"/>
+                <w:sz w:val="21"/>
+              </w:rPr>
+              <w:t xml:space="preserve">4</w:t>
+            </w:r>
+          </w:p>
+        </w:tc>
+        <w:tc>
+          <w:p>
+            <w:pPr>
+              <w:pStyle w:val="Compact"/>
+              <w:ind w:firstLine="0"/>
+              <w:jc w:val="left"/>
+            </w:pPr>
+            <w:r>
+              <w:rPr>
+                <w:rStyle w:val="VerbatimChar"/>
+                <w:rFonts w:ascii="宋体" w:hAnsi="宋体" w:eastAsia="宋体"/>
+                <w:color w:val="000000"/>
+                <w:sz w:val="21"/>
+              </w:rPr>
+              <w:t xml:space="preserve">rms</w:t>
+            </w:r>
+          </w:p>
+        </w:tc>
+        <w:tc>
+          <w:p>
+            <w:pPr>
+              <w:pStyle w:val="Compact"/>
+              <w:ind w:firstLine="0"/>
+              <w:jc w:val="left"/>
+            </w:pPr>
+            <w:r>
+              <w:rPr>
+                <w:rFonts w:ascii="宋体" w:hAnsi="宋体" w:eastAsia="宋体"/>
+                <w:color w:val="000000"/>
+                <w:sz w:val="21"/>
+              </w:rPr>
+              <w:t xml:space="preserve">时域/强度</w:t>
+            </w:r>
+          </w:p>
+        </w:tc>
+        <w:tc>
+          <w:p>
+            <w:pPr>
+              <w:pStyle w:val="Compact"/>
+              <w:ind w:firstLine="0"/>
+              <w:jc w:val="left"/>
+            </w:pPr>
+            <w:r>
+              <w:rPr>
+                <w:rStyle w:val="VerbatimChar"/>
+                <w:rFonts w:ascii="宋体" w:hAnsi="宋体" w:eastAsia="宋体"/>
+                <w:color w:val="000000"/>
+                <w:sz w:val="21"/>
+              </w:rPr>
+              <w:t xml:space="preserve">sqrt(mean(x^2))</w:t>
+            </w:r>
+          </w:p>
+        </w:tc>
+        <w:tc>
+          <w:p>
+            <w:pPr>
+              <w:pStyle w:val="Compact"/>
+              <w:ind w:firstLine="0"/>
+              <w:jc w:val="left"/>
+            </w:pPr>
+            <w:r>
+              <w:rPr>
+                <w:rFonts w:ascii="宋体" w:hAnsi="宋体" w:eastAsia="宋体"/>
+                <w:color w:val="000000"/>
+                <w:sz w:val="21"/>
+              </w:rPr>
+              <w:t xml:space="preserve">表征振动有效强度</w:t>
+            </w:r>
+          </w:p>
+        </w:tc>
+      </w:tr>
+      <w:tr>
+        <w:tc>
+          <w:p>
+            <w:pPr>
+              <w:pStyle w:val="Compact"/>
+              <w:ind w:firstLine="0"/>
+              <w:jc w:val="right"/>
+            </w:pPr>
+            <w:r>
+              <w:rPr>
+                <w:rFonts w:ascii="宋体" w:hAnsi="宋体" w:eastAsia="宋体"/>
+                <w:color w:val="000000"/>
+                <w:sz w:val="21"/>
+              </w:rPr>
+              <w:t xml:space="preserve">5</w:t>
+            </w:r>
+          </w:p>
+        </w:tc>
+        <w:tc>
+          <w:p>
+            <w:pPr>
+              <w:pStyle w:val="Compact"/>
+              <w:ind w:firstLine="0"/>
+              <w:jc w:val="left"/>
+            </w:pPr>
+            <w:r>
+              <w:rPr>
+                <w:rStyle w:val="VerbatimChar"/>
+                <w:rFonts w:ascii="宋体" w:hAnsi="宋体" w:eastAsia="宋体"/>
+                <w:color w:val="000000"/>
+                <w:sz w:val="21"/>
+              </w:rPr>
+              <w:t xml:space="preserve">peak</w:t>
+            </w:r>
+          </w:p>
+        </w:tc>
+        <w:tc>
+          <w:p>
+            <w:pPr>
+              <w:pStyle w:val="Compact"/>
+              <w:ind w:firstLine="0"/>
+              <w:jc w:val="left"/>
+            </w:pPr>
+            <w:r>
+              <w:rPr>
+                <w:rFonts w:ascii="宋体" w:hAnsi="宋体" w:eastAsia="宋体"/>
+                <w:color w:val="000000"/>
+                <w:sz w:val="21"/>
+              </w:rPr>
+              <w:t xml:space="preserve">时域/强度</w:t>
+            </w:r>
+          </w:p>
+        </w:tc>
+        <w:tc>
+          <w:p>
+            <w:pPr>
+              <w:pStyle w:val="Compact"/>
+              <w:ind w:firstLine="0"/>
+              <w:jc w:val="left"/>
+            </w:pPr>
+            <w:r>
+              <w:rPr>
+                <w:rStyle w:val="VerbatimChar"/>
+                <w:rFonts w:ascii="宋体" w:hAnsi="宋体" w:eastAsia="宋体"/>
+                <w:color w:val="000000"/>
+                <w:sz w:val="21"/>
+              </w:rPr>
+              <w:t xml:space="preserve">max(abs(x))</w:t>
+            </w:r>
+          </w:p>
+        </w:tc>
+        <w:tc>
+          <w:p>
+            <w:pPr>
+              <w:pStyle w:val="Compact"/>
+              <w:ind w:firstLine="0"/>
+              <w:jc w:val="left"/>
+            </w:pPr>
+            <w:r>
+              <w:rPr>
+                <w:rFonts w:ascii="宋体" w:hAnsi="宋体" w:eastAsia="宋体"/>
+                <w:color w:val="000000"/>
+                <w:sz w:val="21"/>
+              </w:rPr>
+              <w:t xml:space="preserve">捕捉最大冲击幅值</w:t>
+            </w:r>
+          </w:p>
+        </w:tc>
+      </w:tr>
+      <w:tr>
+        <w:tc>
+          <w:p>
+            <w:pPr>
+              <w:pStyle w:val="Compact"/>
+              <w:ind w:firstLine="0"/>
+              <w:jc w:val="right"/>
+            </w:pPr>
+            <w:r>
+              <w:rPr>
+                <w:rFonts w:ascii="宋体" w:hAnsi="宋体" w:eastAsia="宋体"/>
+                <w:color w:val="000000"/>
+                <w:sz w:val="21"/>
+              </w:rPr>
+              <w:t xml:space="preserve">6</w:t>
+            </w:r>
+          </w:p>
+        </w:tc>
+        <w:tc>
+          <w:p>
+            <w:pPr>
+              <w:pStyle w:val="Compact"/>
+              <w:ind w:firstLine="0"/>
+              <w:jc w:val="left"/>
+            </w:pPr>
+            <w:r>
+              <w:rPr>
+                <w:rStyle w:val="VerbatimChar"/>
+                <w:rFonts w:ascii="宋体" w:hAnsi="宋体" w:eastAsia="宋体"/>
+                <w:color w:val="000000"/>
+                <w:sz w:val="21"/>
+              </w:rPr>
+              <w:t xml:space="preserve">peak_to_peak</w:t>
+            </w:r>
+          </w:p>
+        </w:tc>
+        <w:tc>
+          <w:p>
+            <w:pPr>
+              <w:pStyle w:val="Compact"/>
+              <w:ind w:firstLine="0"/>
+              <w:jc w:val="left"/>
+            </w:pPr>
+            <w:r>
+              <w:rPr>
+                <w:rFonts w:ascii="宋体" w:hAnsi="宋体" w:eastAsia="宋体"/>
+                <w:color w:val="000000"/>
+                <w:sz w:val="21"/>
+              </w:rPr>
+              <w:t xml:space="preserve">时域/强度</w:t>
+            </w:r>
+          </w:p>
+        </w:tc>
+        <w:tc>
+          <w:p>
+            <w:pPr>
+              <w:pStyle w:val="Compact"/>
+              <w:ind w:firstLine="0"/>
+              <w:jc w:val="left"/>
+            </w:pPr>
+            <w:r>
+              <w:rPr>
+                <w:rStyle w:val="VerbatimChar"/>
+                <w:rFonts w:ascii="宋体" w:hAnsi="宋体" w:eastAsia="宋体"/>
+                <w:color w:val="000000"/>
+                <w:sz w:val="21"/>
+              </w:rPr>
+              <w:t xml:space="preserve">max(x)-min(x)</w:t>
+            </w:r>
+          </w:p>
+        </w:tc>
+        <w:tc>
+          <w:p>
+            <w:pPr>
+              <w:pStyle w:val="Compact"/>
+              <w:ind w:firstLine="0"/>
+              <w:jc w:val="left"/>
+            </w:pPr>
+            <w:r>
+              <w:rPr>
+                <w:rFonts w:ascii="宋体" w:hAnsi="宋体" w:eastAsia="宋体"/>
+                <w:color w:val="000000"/>
+                <w:sz w:val="21"/>
+              </w:rPr>
+              <w:t xml:space="preserve">描述全幅值范围</w:t>
+            </w:r>
+          </w:p>
+        </w:tc>
+      </w:tr>
+      <w:tr>
+        <w:tc>
+          <w:p>
+            <w:pPr>
+              <w:pStyle w:val="Compact"/>
+              <w:ind w:firstLine="0"/>
+              <w:jc w:val="right"/>
+            </w:pPr>
+            <w:r>
+              <w:rPr>
+                <w:rFonts w:ascii="宋体" w:hAnsi="宋体" w:eastAsia="宋体"/>
+                <w:color w:val="000000"/>
+                <w:sz w:val="21"/>
+              </w:rPr>
+              <w:t xml:space="preserve">7</w:t>
+            </w:r>
+          </w:p>
+        </w:tc>
+        <w:tc>
+          <w:p>
+            <w:pPr>
+              <w:pStyle w:val="Compact"/>
+              <w:ind w:firstLine="0"/>
+              <w:jc w:val="left"/>
+            </w:pPr>
+            <w:r>
+              <w:rPr>
+                <w:rStyle w:val="VerbatimChar"/>
+                <w:rFonts w:ascii="宋体" w:hAnsi="宋体" w:eastAsia="宋体"/>
+                <w:color w:val="000000"/>
+                <w:sz w:val="21"/>
+              </w:rPr>
+              <w:t xml:space="preserve">absolute_mean</w:t>
+            </w:r>
+          </w:p>
+        </w:tc>
+        <w:tc>
+          <w:p>
+            <w:pPr>
+              <w:pStyle w:val="Compact"/>
+              <w:ind w:firstLine="0"/>
+              <w:jc w:val="left"/>
+            </w:pPr>
+            <w:r>
+              <w:rPr>
+                <w:rFonts w:ascii="宋体" w:hAnsi="宋体" w:eastAsia="宋体"/>
+                <w:color w:val="000000"/>
+                <w:sz w:val="21"/>
+              </w:rPr>
+              <w:t xml:space="preserve">时域/强度</w:t>
+            </w:r>
+          </w:p>
+        </w:tc>
+        <w:tc>
+          <w:p>
+            <w:pPr>
+              <w:pStyle w:val="Compact"/>
+              <w:ind w:firstLine="0"/>
+              <w:jc w:val="left"/>
+            </w:pPr>
+            <w:r>
+              <w:rPr>
+                <w:rStyle w:val="VerbatimChar"/>
+                <w:rFonts w:ascii="宋体" w:hAnsi="宋体" w:eastAsia="宋体"/>
+                <w:color w:val="000000"/>
+                <w:sz w:val="21"/>
+              </w:rPr>
+              <w:t xml:space="preserve">mean(abs(x))</w:t>
+            </w:r>
+          </w:p>
+        </w:tc>
+        <w:tc>
+          <w:p>
+            <w:pPr>
+              <w:pStyle w:val="Compact"/>
+              <w:ind w:firstLine="0"/>
+              <w:jc w:val="left"/>
+            </w:pPr>
+            <w:r>
+              <w:rPr>
+                <w:rFonts w:ascii="宋体" w:hAnsi="宋体" w:eastAsia="宋体"/>
+                <w:color w:val="000000"/>
+                <w:sz w:val="21"/>
+              </w:rPr>
+              <w:t xml:space="preserve">作为形状类特征分母</w:t>
+            </w:r>
+          </w:p>
+        </w:tc>
+      </w:tr>
+      <w:tr>
+        <w:tc>
+          <w:p>
+            <w:pPr>
+              <w:pStyle w:val="Compact"/>
+              <w:ind w:firstLine="0"/>
+              <w:jc w:val="right"/>
+            </w:pPr>
+            <w:r>
+              <w:rPr>
+                <w:rFonts w:ascii="宋体" w:hAnsi="宋体" w:eastAsia="宋体"/>
+                <w:color w:val="000000"/>
+                <w:sz w:val="21"/>
+              </w:rPr>
+              <w:t xml:space="preserve">8</w:t>
+            </w:r>
+          </w:p>
+        </w:tc>
+        <w:tc>
+          <w:p>
+            <w:pPr>
+              <w:pStyle w:val="Compact"/>
+              <w:ind w:firstLine="0"/>
+              <w:jc w:val="left"/>
+            </w:pPr>
+            <w:r>
+              <w:rPr>
+                <w:rStyle w:val="VerbatimChar"/>
+                <w:rFonts w:ascii="宋体" w:hAnsi="宋体" w:eastAsia="宋体"/>
+                <w:color w:val="000000"/>
+                <w:sz w:val="21"/>
+              </w:rPr>
+              <w:t xml:space="preserve">shape_factor</w:t>
+            </w:r>
+          </w:p>
+        </w:tc>
+        <w:tc>
+          <w:p>
+            <w:pPr>
+              <w:pStyle w:val="Compact"/>
+              <w:ind w:firstLine="0"/>
+              <w:jc w:val="left"/>
+            </w:pPr>
+            <w:r>
+              <w:rPr>
+                <w:rFonts w:ascii="宋体" w:hAnsi="宋体" w:eastAsia="宋体"/>
+                <w:color w:val="000000"/>
+                <w:sz w:val="21"/>
+              </w:rPr>
+              <w:t xml:space="preserve">时域/冲击</w:t>
+            </w:r>
+          </w:p>
+        </w:tc>
+        <w:tc>
+          <w:p>
+            <w:pPr>
+              <w:pStyle w:val="Compact"/>
+              <w:ind w:firstLine="0"/>
+              <w:jc w:val="left"/>
+            </w:pPr>
+            <w:r>
+              <w:rPr>
+                <w:rStyle w:val="VerbatimChar"/>
+                <w:rFonts w:ascii="宋体" w:hAnsi="宋体" w:eastAsia="宋体"/>
+                <w:color w:val="000000"/>
+                <w:sz w:val="21"/>
+              </w:rPr>
+              <w:t xml:space="preserve">rms/absolute_mean</w:t>
+            </w:r>
+          </w:p>
+        </w:tc>
+        <w:tc>
+          <w:p>
+            <w:pPr>
+              <w:pStyle w:val="Compact"/>
+              <w:ind w:firstLine="0"/>
+              <w:jc w:val="left"/>
+            </w:pPr>
+            <w:r>
+              <w:rPr>
+                <w:rFonts w:ascii="宋体" w:hAnsi="宋体" w:eastAsia="宋体"/>
+                <w:color w:val="000000"/>
+                <w:sz w:val="21"/>
+              </w:rPr>
+              <w:t xml:space="preserve">反映波形形状变化</w:t>
+            </w:r>
+          </w:p>
+        </w:tc>
+      </w:tr>
+      <w:tr>
+        <w:tc>
+          <w:p>
+            <w:pPr>
+              <w:pStyle w:val="Compact"/>
+              <w:ind w:firstLine="0"/>
+              <w:jc w:val="right"/>
+            </w:pPr>
+            <w:r>
+              <w:rPr>
+                <w:rFonts w:ascii="宋体" w:hAnsi="宋体" w:eastAsia="宋体"/>
+                <w:color w:val="000000"/>
+                <w:sz w:val="21"/>
+              </w:rPr>
+              <w:t xml:space="preserve">9</w:t>
+            </w:r>
+          </w:p>
+        </w:tc>
+        <w:tc>
+          <w:p>
+            <w:pPr>
+              <w:pStyle w:val="Compact"/>
+              <w:ind w:firstLine="0"/>
+              <w:jc w:val="left"/>
+            </w:pPr>
+            <w:r>
+              <w:rPr>
+                <w:rStyle w:val="VerbatimChar"/>
+                <w:rFonts w:ascii="宋体" w:hAnsi="宋体" w:eastAsia="宋体"/>
+                <w:color w:val="000000"/>
+                <w:sz w:val="21"/>
+              </w:rPr>
+              <w:t xml:space="preserve">crest_factor</w:t>
+            </w:r>
+          </w:p>
+        </w:tc>
+        <w:tc>
+          <w:p>
+            <w:pPr>
+              <w:pStyle w:val="Compact"/>
+              <w:ind w:firstLine="0"/>
+              <w:jc w:val="left"/>
+            </w:pPr>
+            <w:r>
+              <w:rPr>
+                <w:rFonts w:ascii="宋体" w:hAnsi="宋体" w:eastAsia="宋体"/>
+                <w:color w:val="000000"/>
+                <w:sz w:val="21"/>
+              </w:rPr>
+              <w:t xml:space="preserve">时域/冲击</w:t>
+            </w:r>
+          </w:p>
+        </w:tc>
+        <w:tc>
+          <w:p>
+            <w:pPr>
+              <w:pStyle w:val="Compact"/>
+              <w:ind w:firstLine="0"/>
+              <w:jc w:val="left"/>
+            </w:pPr>
+            <w:r>
+              <w:rPr>
+                <w:rStyle w:val="VerbatimChar"/>
+                <w:rFonts w:ascii="宋体" w:hAnsi="宋体" w:eastAsia="宋体"/>
+                <w:color w:val="000000"/>
+                <w:sz w:val="21"/>
+              </w:rPr>
+              <w:t xml:space="preserve">peak/rms</w:t>
+            </w:r>
+          </w:p>
+        </w:tc>
+        <w:tc>
+          <w:p>
+            <w:pPr>
+              <w:pStyle w:val="Compact"/>
+              <w:ind w:firstLine="0"/>
+              <w:jc w:val="left"/>
+            </w:pPr>
+            <w:r>
+              <w:rPr>
+                <w:rFonts w:ascii="宋体" w:hAnsi="宋体" w:eastAsia="宋体"/>
+                <w:color w:val="000000"/>
+                <w:sz w:val="21"/>
+              </w:rPr>
+              <w:t xml:space="preserve">反映尖峰相对有效值</w:t>
+            </w:r>
+          </w:p>
+        </w:tc>
+      </w:tr>
+      <w:tr>
+        <w:tc>
+          <w:p>
+            <w:pPr>
+              <w:pStyle w:val="Compact"/>
+              <w:ind w:firstLine="0"/>
+              <w:jc w:val="right"/>
+            </w:pPr>
+            <w:r>
+              <w:rPr>
+                <w:rFonts w:ascii="宋体" w:hAnsi="宋体" w:eastAsia="宋体"/>
+                <w:color w:val="000000"/>
+                <w:sz w:val="21"/>
+              </w:rPr>
+              <w:t xml:space="preserve">10</w:t>
+            </w:r>
+          </w:p>
+        </w:tc>
+        <w:tc>
+          <w:p>
+            <w:pPr>
+              <w:pStyle w:val="Compact"/>
+              <w:ind w:firstLine="0"/>
+              <w:jc w:val="left"/>
+            </w:pPr>
+            <w:r>
+              <w:rPr>
+                <w:rStyle w:val="VerbatimChar"/>
+                <w:rFonts w:ascii="宋体" w:hAnsi="宋体" w:eastAsia="宋体"/>
+                <w:color w:val="000000"/>
+                <w:sz w:val="21"/>
+              </w:rPr>
+              <w:t xml:space="preserve">impulse_factor</w:t>
+            </w:r>
+          </w:p>
+        </w:tc>
+        <w:tc>
+          <w:p>
+            <w:pPr>
+              <w:pStyle w:val="Compact"/>
+              <w:ind w:firstLine="0"/>
+              <w:jc w:val="left"/>
+            </w:pPr>
+            <w:r>
+              <w:rPr>
+                <w:rFonts w:ascii="宋体" w:hAnsi="宋体" w:eastAsia="宋体"/>
+                <w:color w:val="000000"/>
+                <w:sz w:val="21"/>
+              </w:rPr>
+              <w:t xml:space="preserve">时域/冲击</w:t>
+            </w:r>
+          </w:p>
+        </w:tc>
+        <w:tc>
+          <w:p>
+            <w:pPr>
+              <w:pStyle w:val="Compact"/>
+              <w:ind w:firstLine="0"/>
+              <w:jc w:val="left"/>
+            </w:pPr>
+            <w:r>
+              <w:rPr>
+                <w:rStyle w:val="VerbatimChar"/>
+                <w:rFonts w:ascii="宋体" w:hAnsi="宋体" w:eastAsia="宋体"/>
+                <w:color w:val="000000"/>
+                <w:sz w:val="21"/>
+              </w:rPr>
+              <w:t xml:space="preserve">peak/absolute_mean</w:t>
+            </w:r>
+          </w:p>
+        </w:tc>
+        <w:tc>
+          <w:p>
+            <w:pPr>
+              <w:pStyle w:val="Compact"/>
+              <w:ind w:firstLine="0"/>
+              <w:jc w:val="left"/>
+            </w:pPr>
+            <w:r>
+              <w:rPr>
+                <w:rFonts w:ascii="宋体" w:hAnsi="宋体" w:eastAsia="宋体"/>
+                <w:color w:val="000000"/>
+                <w:sz w:val="21"/>
+              </w:rPr>
+              <w:t xml:space="preserve">反映瞬时冲击程度</w:t>
+            </w:r>
+          </w:p>
+        </w:tc>
+      </w:tr>
+      <w:tr>
+        <w:tc>
+          <w:p>
+            <w:pPr>
+              <w:pStyle w:val="Compact"/>
+              <w:ind w:firstLine="0"/>
+              <w:jc w:val="right"/>
+            </w:pPr>
+            <w:r>
+              <w:rPr>
+                <w:rFonts w:ascii="宋体" w:hAnsi="宋体" w:eastAsia="宋体"/>
+                <w:color w:val="000000"/>
+                <w:sz w:val="21"/>
+              </w:rPr>
+              <w:t xml:space="preserve">11</w:t>
+            </w:r>
+          </w:p>
+        </w:tc>
+        <w:tc>
+          <w:p>
+            <w:pPr>
+              <w:pStyle w:val="Compact"/>
+              <w:ind w:firstLine="0"/>
+              <w:jc w:val="left"/>
+            </w:pPr>
+            <w:r>
+              <w:rPr>
+                <w:rStyle w:val="VerbatimChar"/>
+                <w:rFonts w:ascii="宋体" w:hAnsi="宋体" w:eastAsia="宋体"/>
+                <w:color w:val="000000"/>
+                <w:sz w:val="21"/>
+              </w:rPr>
+              <w:t xml:space="preserve">margin_factor</w:t>
+            </w:r>
+          </w:p>
+        </w:tc>
+        <w:tc>
+          <w:p>
+            <w:pPr>
+              <w:pStyle w:val="Compact"/>
+              <w:ind w:firstLine="0"/>
+              <w:jc w:val="left"/>
+            </w:pPr>
+            <w:r>
+              <w:rPr>
+                <w:rFonts w:ascii="宋体" w:hAnsi="宋体" w:eastAsia="宋体"/>
+                <w:color w:val="000000"/>
+                <w:sz w:val="21"/>
+              </w:rPr>
+              <w:t xml:space="preserve">时域/冲击</w:t>
+            </w:r>
+          </w:p>
+        </w:tc>
+        <w:tc>
+          <w:p>
+            <w:pPr>
+              <w:pStyle w:val="Compact"/>
+              <w:ind w:firstLine="0"/>
+              <w:jc w:val="left"/>
+            </w:pPr>
+            <w:r>
+              <w:rPr>
+                <w:rStyle w:val="VerbatimChar"/>
+                <w:rFonts w:ascii="宋体" w:hAnsi="宋体" w:eastAsia="宋体"/>
+                <w:color w:val="000000"/>
+                <w:sz w:val="21"/>
+              </w:rPr>
+              <w:t xml:space="preserve">peak/(mean(sqrt(abs(x)))^2)</w:t>
+            </w:r>
+          </w:p>
+        </w:tc>
+        <w:tc>
+          <w:p>
+            <w:pPr>
+              <w:pStyle w:val="Compact"/>
+              <w:ind w:firstLine="0"/>
+              <w:jc w:val="left"/>
+            </w:pPr>
+            <w:r>
+              <w:rPr>
+                <w:rFonts w:ascii="宋体" w:hAnsi="宋体" w:eastAsia="宋体"/>
+                <w:color w:val="000000"/>
+                <w:sz w:val="21"/>
+              </w:rPr>
+              <w:t xml:space="preserve">对局部冲击更敏感</w:t>
+            </w:r>
+          </w:p>
+        </w:tc>
+      </w:tr>
+      <w:tr>
+        <w:tc>
+          <w:p>
+            <w:pPr>
+              <w:pStyle w:val="Compact"/>
+              <w:ind w:firstLine="0"/>
+              <w:jc w:val="right"/>
+            </w:pPr>
+            <w:r>
+              <w:rPr>
+                <w:rFonts w:ascii="宋体" w:hAnsi="宋体" w:eastAsia="宋体"/>
+                <w:color w:val="000000"/>
+                <w:sz w:val="21"/>
+              </w:rPr>
+              <w:t xml:space="preserve">12</w:t>
+            </w:r>
+          </w:p>
+        </w:tc>
+        <w:tc>
+          <w:p>
+            <w:pPr>
+              <w:pStyle w:val="Compact"/>
+              <w:ind w:firstLine="0"/>
+              <w:jc w:val="left"/>
+            </w:pPr>
+            <w:r>
+              <w:rPr>
+                <w:rStyle w:val="VerbatimChar"/>
+                <w:rFonts w:ascii="宋体" w:hAnsi="宋体" w:eastAsia="宋体"/>
+                <w:color w:val="000000"/>
+                <w:sz w:val="21"/>
+              </w:rPr>
+              <w:t xml:space="preserve">clearance_factor</w:t>
+            </w:r>
+          </w:p>
+        </w:tc>
+        <w:tc>
+          <w:p>
+            <w:pPr>
+              <w:pStyle w:val="Compact"/>
+              <w:ind w:firstLine="0"/>
+              <w:jc w:val="left"/>
+            </w:pPr>
+            <w:r>
+              <w:rPr>
+                <w:rFonts w:ascii="宋体" w:hAnsi="宋体" w:eastAsia="宋体"/>
+                <w:color w:val="000000"/>
+                <w:sz w:val="21"/>
+              </w:rPr>
+              <w:t xml:space="preserve">时域/冲击</w:t>
+            </w:r>
+          </w:p>
+        </w:tc>
+        <w:tc>
+          <w:p>
+            <w:pPr>
+              <w:pStyle w:val="Compact"/>
+              <w:ind w:firstLine="0"/>
+              <w:jc w:val="left"/>
+            </w:pPr>
+            <w:r>
+              <w:rPr>
+                <w:rFonts w:ascii="宋体" w:hAnsi="宋体" w:eastAsia="宋体"/>
+                <w:color w:val="000000"/>
+                <w:sz w:val="21"/>
+              </w:rPr>
+              <w:t xml:space="preserve">当前实现与</w:t>
+            </w:r>
+            <w:r>
+              <w:rPr>
+                <w:rFonts w:ascii="宋体" w:hAnsi="宋体" w:eastAsia="宋体"/>
+                <w:color w:val="000000"/>
+                <w:sz w:val="21"/>
+              </w:rPr>
+              <w:t xml:space="preserve"> </w:t>
+            </w:r>
+            <w:r>
+              <w:rPr>
+                <w:rStyle w:val="VerbatimChar"/>
+                <w:rFonts w:ascii="宋体" w:hAnsi="宋体" w:eastAsia="宋体"/>
+                <w:color w:val="000000"/>
+                <w:sz w:val="21"/>
+              </w:rPr>
+              <w:t xml:space="preserve">margin_factor</w:t>
+            </w:r>
+            <w:r>
+              <w:rPr>
+                <w:rFonts w:ascii="宋体" w:hAnsi="宋体" w:eastAsia="宋体"/>
+                <w:color w:val="000000"/>
+                <w:sz w:val="21"/>
+              </w:rPr>
+              <w:t xml:space="preserve"> </w:t>
+            </w:r>
+            <w:r>
+              <w:rPr>
+                <w:rFonts w:ascii="宋体" w:hAnsi="宋体" w:eastAsia="宋体"/>
+                <w:color w:val="000000"/>
+                <w:sz w:val="21"/>
+              </w:rPr>
+              <w:t xml:space="preserve">相同</w:t>
+            </w:r>
+          </w:p>
+        </w:tc>
+        <w:tc>
+          <w:p>
+            <w:pPr>
+              <w:pStyle w:val="Compact"/>
+              <w:ind w:firstLine="0"/>
+              <w:jc w:val="left"/>
+            </w:pPr>
+            <w:r>
+              <w:rPr>
+                <w:rFonts w:ascii="宋体" w:hAnsi="宋体" w:eastAsia="宋体"/>
+                <w:color w:val="000000"/>
+                <w:sz w:val="21"/>
+              </w:rPr>
+              <w:t xml:space="preserve">保留论文特征名兼容性，不单独宣称物理差异</w:t>
+            </w:r>
+          </w:p>
+        </w:tc>
+      </w:tr>
+      <w:tr>
+        <w:tc>
+          <w:p>
+            <w:pPr>
+              <w:pStyle w:val="Compact"/>
+              <w:ind w:firstLine="0"/>
+              <w:jc w:val="right"/>
+            </w:pPr>
+            <w:r>
+              <w:rPr>
+                <w:rFonts w:ascii="宋体" w:hAnsi="宋体" w:eastAsia="宋体"/>
+                <w:color w:val="000000"/>
+                <w:sz w:val="21"/>
+              </w:rPr>
+              <w:t xml:space="preserve">13</w:t>
+            </w:r>
+          </w:p>
+        </w:tc>
+        <w:tc>
+          <w:p>
+            <w:pPr>
+              <w:pStyle w:val="Compact"/>
+              <w:ind w:firstLine="0"/>
+              <w:jc w:val="left"/>
+            </w:pPr>
+            <w:r>
+              <w:rPr>
+                <w:rStyle w:val="VerbatimChar"/>
+                <w:rFonts w:ascii="宋体" w:hAnsi="宋体" w:eastAsia="宋体"/>
+                <w:color w:val="000000"/>
+                <w:sz w:val="21"/>
+              </w:rPr>
+              <w:t xml:space="preserve">kurtosis</w:t>
+            </w:r>
+          </w:p>
+        </w:tc>
+        <w:tc>
+          <w:p>
+            <w:pPr>
+              <w:pStyle w:val="Compact"/>
+              <w:ind w:firstLine="0"/>
+              <w:jc w:val="left"/>
+            </w:pPr>
+            <w:r>
+              <w:rPr>
+                <w:rFonts w:ascii="宋体" w:hAnsi="宋体" w:eastAsia="宋体"/>
+                <w:color w:val="000000"/>
+                <w:sz w:val="21"/>
+              </w:rPr>
+              <w:t xml:space="preserve">时域/冲击</w:t>
+            </w:r>
+          </w:p>
+        </w:tc>
+        <w:tc>
+          <w:p>
+            <w:pPr>
+              <w:pStyle w:val="Compact"/>
+              <w:ind w:firstLine="0"/>
+              <w:jc w:val="left"/>
+            </w:pPr>
+            <w:r>
+              <w:rPr>
+                <w:rFonts w:ascii="宋体" w:hAnsi="宋体" w:eastAsia="宋体"/>
+                <w:color w:val="000000"/>
+                <w:sz w:val="21"/>
+              </w:rPr>
+              <w:t xml:space="preserve">四阶中心矩 / 方差平方</w:t>
+            </w:r>
+          </w:p>
+        </w:tc>
+        <w:tc>
+          <w:p>
+            <w:pPr>
+              <w:pStyle w:val="Compact"/>
+              <w:ind w:firstLine="0"/>
+              <w:jc w:val="left"/>
+            </w:pPr>
+            <w:r>
+              <w:rPr>
+                <w:rFonts w:ascii="宋体" w:hAnsi="宋体" w:eastAsia="宋体"/>
+                <w:color w:val="000000"/>
+                <w:sz w:val="21"/>
+              </w:rPr>
+              <w:t xml:space="preserve">识别后期尖峰和冲击</w:t>
+            </w:r>
+          </w:p>
+        </w:tc>
+      </w:tr>
+      <w:tr>
+        <w:tc>
+          <w:p>
+            <w:pPr>
+              <w:pStyle w:val="Compact"/>
+              <w:ind w:firstLine="0"/>
+              <w:jc w:val="right"/>
+            </w:pPr>
+            <w:r>
+              <w:rPr>
+                <w:rFonts w:ascii="宋体" w:hAnsi="宋体" w:eastAsia="宋体"/>
+                <w:color w:val="000000"/>
+                <w:sz w:val="21"/>
+              </w:rPr>
+              <w:t xml:space="preserve">14</w:t>
+            </w:r>
+          </w:p>
+        </w:tc>
+        <w:tc>
+          <w:p>
+            <w:pPr>
+              <w:pStyle w:val="Compact"/>
+              <w:ind w:firstLine="0"/>
+              <w:jc w:val="left"/>
+            </w:pPr>
+            <w:r>
+              <w:rPr>
+                <w:rStyle w:val="VerbatimChar"/>
+                <w:rFonts w:ascii="宋体" w:hAnsi="宋体" w:eastAsia="宋体"/>
+                <w:color w:val="000000"/>
+                <w:sz w:val="21"/>
+              </w:rPr>
+              <w:t xml:space="preserve">skewness</w:t>
+            </w:r>
+          </w:p>
+        </w:tc>
+        <w:tc>
+          <w:p>
+            <w:pPr>
+              <w:pStyle w:val="Compact"/>
+              <w:ind w:firstLine="0"/>
+              <w:jc w:val="left"/>
+            </w:pPr>
+            <w:r>
+              <w:rPr>
+                <w:rFonts w:ascii="宋体" w:hAnsi="宋体" w:eastAsia="宋体"/>
+                <w:color w:val="000000"/>
+                <w:sz w:val="21"/>
+              </w:rPr>
+              <w:t xml:space="preserve">时域/稳定性</w:t>
+            </w:r>
+          </w:p>
+        </w:tc>
+        <w:tc>
+          <w:p>
+            <w:pPr>
+              <w:pStyle w:val="Compact"/>
+              <w:ind w:firstLine="0"/>
+              <w:jc w:val="left"/>
+            </w:pPr>
+            <w:r>
+              <w:rPr>
+                <w:rFonts w:ascii="宋体" w:hAnsi="宋体" w:eastAsia="宋体"/>
+                <w:color w:val="000000"/>
+                <w:sz w:val="21"/>
+              </w:rPr>
+              <w:t xml:space="preserve">标准化三阶矩</w:t>
+            </w:r>
+          </w:p>
+        </w:tc>
+        <w:tc>
+          <w:p>
+            <w:pPr>
+              <w:pStyle w:val="Compact"/>
+              <w:ind w:firstLine="0"/>
+              <w:jc w:val="left"/>
+            </w:pPr>
+            <w:r>
+              <w:rPr>
+                <w:rFonts w:ascii="宋体" w:hAnsi="宋体" w:eastAsia="宋体"/>
+                <w:color w:val="000000"/>
+                <w:sz w:val="21"/>
+              </w:rPr>
+              <w:t xml:space="preserve">观察分布不对称</w:t>
+            </w:r>
+          </w:p>
+        </w:tc>
+      </w:tr>
+      <w:tr>
+        <w:tc>
+          <w:p>
+            <w:pPr>
+              <w:pStyle w:val="Compact"/>
+              <w:ind w:firstLine="0"/>
+              <w:jc w:val="right"/>
+            </w:pPr>
+            <w:r>
+              <w:rPr>
+                <w:rFonts w:ascii="宋体" w:hAnsi="宋体" w:eastAsia="宋体"/>
+                <w:color w:val="000000"/>
+                <w:sz w:val="21"/>
+              </w:rPr>
+              <w:t xml:space="preserve">15</w:t>
+            </w:r>
+          </w:p>
+        </w:tc>
+        <w:tc>
+          <w:p>
+            <w:pPr>
+              <w:pStyle w:val="Compact"/>
+              <w:ind w:firstLine="0"/>
+              <w:jc w:val="left"/>
+            </w:pPr>
+            <w:r>
+              <w:rPr>
+                <w:rStyle w:val="VerbatimChar"/>
+                <w:rFonts w:ascii="宋体" w:hAnsi="宋体" w:eastAsia="宋体"/>
+                <w:color w:val="000000"/>
+                <w:sz w:val="21"/>
+              </w:rPr>
+              <w:t xml:space="preserve">dominant_frequency</w:t>
+            </w:r>
+          </w:p>
+        </w:tc>
+        <w:tc>
+          <w:p>
+            <w:pPr>
+              <w:pStyle w:val="Compact"/>
+              <w:ind w:firstLine="0"/>
+              <w:jc w:val="left"/>
+            </w:pPr>
+            <w:r>
+              <w:rPr>
+                <w:rFonts w:ascii="宋体" w:hAnsi="宋体" w:eastAsia="宋体"/>
+                <w:color w:val="000000"/>
+                <w:sz w:val="21"/>
+              </w:rPr>
+              <w:t xml:space="preserve">频域</w:t>
+            </w:r>
+          </w:p>
+        </w:tc>
+        <w:tc>
+          <w:p>
+            <w:pPr>
+              <w:pStyle w:val="Compact"/>
+              <w:ind w:firstLine="0"/>
+              <w:jc w:val="left"/>
+            </w:pPr>
+            <w:r>
+              <w:rPr>
+                <w:rFonts w:ascii="宋体" w:hAnsi="宋体" w:eastAsia="宋体"/>
+                <w:color w:val="000000"/>
+                <w:sz w:val="21"/>
+              </w:rPr>
+              <w:t xml:space="preserve">非 DC 最大 FFT 幅值对应频率</w:t>
+            </w:r>
+          </w:p>
+        </w:tc>
+        <w:tc>
+          <w:p>
+            <w:pPr>
+              <w:pStyle w:val="Compact"/>
+              <w:ind w:firstLine="0"/>
+              <w:jc w:val="left"/>
+            </w:pPr>
+            <w:r>
+              <w:rPr>
+                <w:rFonts w:ascii="宋体" w:hAnsi="宋体" w:eastAsia="宋体"/>
+                <w:color w:val="000000"/>
+                <w:sz w:val="21"/>
+              </w:rPr>
+              <w:t xml:space="preserve">识别主要振动频率</w:t>
+            </w:r>
+          </w:p>
+        </w:tc>
+      </w:tr>
+      <w:tr>
+        <w:tc>
+          <w:p>
+            <w:pPr>
+              <w:pStyle w:val="Compact"/>
+              <w:ind w:firstLine="0"/>
+              <w:jc w:val="right"/>
+            </w:pPr>
+            <w:r>
+              <w:rPr>
+                <w:rFonts w:ascii="宋体" w:hAnsi="宋体" w:eastAsia="宋体"/>
+                <w:color w:val="000000"/>
+                <w:sz w:val="21"/>
+              </w:rPr>
+              <w:t xml:space="preserve">16</w:t>
+            </w:r>
+          </w:p>
+        </w:tc>
+        <w:tc>
+          <w:p>
+            <w:pPr>
+              <w:pStyle w:val="Compact"/>
+              <w:ind w:firstLine="0"/>
+              <w:jc w:val="left"/>
+            </w:pPr>
+            <w:r>
+              <w:rPr>
+                <w:rStyle w:val="VerbatimChar"/>
+                <w:rFonts w:ascii="宋体" w:hAnsi="宋体" w:eastAsia="宋体"/>
+                <w:color w:val="000000"/>
+                <w:sz w:val="21"/>
+              </w:rPr>
+              <w:t xml:space="preserve">spectrum_energy</w:t>
+            </w:r>
+          </w:p>
+        </w:tc>
+        <w:tc>
+          <w:p>
+            <w:pPr>
+              <w:pStyle w:val="Compact"/>
+              <w:ind w:firstLine="0"/>
+              <w:jc w:val="left"/>
+            </w:pPr>
+            <w:r>
+              <w:rPr>
+                <w:rFonts w:ascii="宋体" w:hAnsi="宋体" w:eastAsia="宋体"/>
+                <w:color w:val="000000"/>
+                <w:sz w:val="21"/>
+              </w:rPr>
+              <w:t xml:space="preserve">频域/强度</w:t>
+            </w:r>
+          </w:p>
+        </w:tc>
+        <w:tc>
+          <w:p>
+            <w:pPr>
+              <w:pStyle w:val="Compact"/>
+              <w:ind w:firstLine="0"/>
+              <w:jc w:val="left"/>
+            </w:pPr>
+            <w:r>
+              <w:rPr>
+                <w:rStyle w:val="VerbatimChar"/>
+                <w:rFonts w:ascii="宋体" w:hAnsi="宋体" w:eastAsia="宋体"/>
+                <w:color w:val="000000"/>
+                <w:sz w:val="21"/>
+              </w:rPr>
+              <w:t xml:space="preserve">sum(abs(rfft(x))^2)</w:t>
+            </w:r>
+          </w:p>
+        </w:tc>
+        <w:tc>
+          <w:p>
+            <w:pPr>
+              <w:pStyle w:val="Compact"/>
+              <w:ind w:firstLine="0"/>
+              <w:jc w:val="left"/>
+            </w:pPr>
+            <w:r>
+              <w:rPr>
+                <w:rFonts w:ascii="宋体" w:hAnsi="宋体" w:eastAsia="宋体"/>
+                <w:color w:val="000000"/>
+                <w:sz w:val="21"/>
+              </w:rPr>
+              <w:t xml:space="preserve">衡量频谱总能量</w:t>
+            </w:r>
+          </w:p>
+        </w:tc>
+      </w:tr>
+      <w:tr>
+        <w:tc>
+          <w:p>
+            <w:pPr>
+              <w:pStyle w:val="Compact"/>
+              <w:ind w:firstLine="0"/>
+              <w:jc w:val="right"/>
+            </w:pPr>
+            <w:r>
+              <w:rPr>
+                <w:rFonts w:ascii="宋体" w:hAnsi="宋体" w:eastAsia="宋体"/>
+                <w:color w:val="000000"/>
+                <w:sz w:val="21"/>
+              </w:rPr>
+              <w:t xml:space="preserve">17</w:t>
+            </w:r>
+          </w:p>
+        </w:tc>
+        <w:tc>
+          <w:p>
+            <w:pPr>
+              <w:pStyle w:val="Compact"/>
+              <w:ind w:firstLine="0"/>
+              <w:jc w:val="left"/>
+            </w:pPr>
+            <w:r>
+              <w:rPr>
+                <w:rStyle w:val="VerbatimChar"/>
+                <w:rFonts w:ascii="宋体" w:hAnsi="宋体" w:eastAsia="宋体"/>
+                <w:color w:val="000000"/>
+                <w:sz w:val="21"/>
+              </w:rPr>
+              <w:t xml:space="preserve">spectral_centroid</w:t>
+            </w:r>
+          </w:p>
+        </w:tc>
+        <w:tc>
+          <w:p>
+            <w:pPr>
+              <w:pStyle w:val="Compact"/>
+              <w:ind w:firstLine="0"/>
+              <w:jc w:val="left"/>
+            </w:pPr>
+            <w:r>
+              <w:rPr>
+                <w:rFonts w:ascii="宋体" w:hAnsi="宋体" w:eastAsia="宋体"/>
+                <w:color w:val="000000"/>
+                <w:sz w:val="21"/>
+              </w:rPr>
+              <w:t xml:space="preserve">频域</w:t>
+            </w:r>
+          </w:p>
+        </w:tc>
+        <w:tc>
+          <w:p>
+            <w:pPr>
+              <w:pStyle w:val="Compact"/>
+              <w:ind w:firstLine="0"/>
+              <w:jc w:val="left"/>
+            </w:pPr>
+            <w:r>
+              <w:rPr>
+                <w:rStyle w:val="VerbatimChar"/>
+                <w:rFonts w:ascii="宋体" w:hAnsi="宋体" w:eastAsia="宋体"/>
+                <w:color w:val="000000"/>
+                <w:sz w:val="21"/>
+              </w:rPr>
+              <w:t xml:space="preserve">sum(f*power)/sum(power)</w:t>
+            </w:r>
+          </w:p>
+        </w:tc>
+        <w:tc>
+          <w:p>
+            <w:pPr>
+              <w:pStyle w:val="Compact"/>
+              <w:ind w:firstLine="0"/>
+              <w:jc w:val="left"/>
+            </w:pPr>
+            <w:r>
+              <w:rPr>
+                <w:rFonts w:ascii="宋体" w:hAnsi="宋体" w:eastAsia="宋体"/>
+                <w:color w:val="000000"/>
+                <w:sz w:val="21"/>
+              </w:rPr>
+              <w:t xml:space="preserve">描述频谱能量重心</w:t>
+            </w:r>
+          </w:p>
+        </w:tc>
+      </w:tr>
+      <w:tr>
+        <w:tc>
+          <w:p>
+            <w:pPr>
+              <w:pStyle w:val="Compact"/>
+              <w:ind w:firstLine="0"/>
+              <w:jc w:val="right"/>
+            </w:pPr>
+            <w:r>
+              <w:rPr>
+                <w:rFonts w:ascii="宋体" w:hAnsi="宋体" w:eastAsia="宋体"/>
+                <w:color w:val="000000"/>
+                <w:sz w:val="21"/>
+              </w:rPr>
+              <w:t xml:space="preserve">18</w:t>
+            </w:r>
+          </w:p>
+        </w:tc>
+        <w:tc>
+          <w:p>
+            <w:pPr>
+              <w:pStyle w:val="Compact"/>
+              <w:ind w:firstLine="0"/>
+              <w:jc w:val="left"/>
+            </w:pPr>
+            <w:r>
+              <w:rPr>
+                <w:rStyle w:val="VerbatimChar"/>
+                <w:rFonts w:ascii="宋体" w:hAnsi="宋体" w:eastAsia="宋体"/>
+                <w:color w:val="000000"/>
+                <w:sz w:val="21"/>
+              </w:rPr>
+              <w:t xml:space="preserve">spectral_rms_frequency</w:t>
+            </w:r>
+          </w:p>
+        </w:tc>
+        <w:tc>
+          <w:p>
+            <w:pPr>
+              <w:pStyle w:val="Compact"/>
+              <w:ind w:firstLine="0"/>
+              <w:jc w:val="left"/>
+            </w:pPr>
+            <w:r>
+              <w:rPr>
+                <w:rFonts w:ascii="宋体" w:hAnsi="宋体" w:eastAsia="宋体"/>
+                <w:color w:val="000000"/>
+                <w:sz w:val="21"/>
+              </w:rPr>
+              <w:t xml:space="preserve">频域</w:t>
+            </w:r>
+          </w:p>
+        </w:tc>
+        <w:tc>
+          <w:p>
+            <w:pPr>
+              <w:pStyle w:val="Compact"/>
+              <w:ind w:firstLine="0"/>
+              <w:jc w:val="left"/>
+            </w:pPr>
+            <w:r>
+              <w:rPr>
+                <w:rStyle w:val="VerbatimChar"/>
+                <w:rFonts w:ascii="宋体" w:hAnsi="宋体" w:eastAsia="宋体"/>
+                <w:color w:val="000000"/>
+                <w:sz w:val="21"/>
+              </w:rPr>
+              <w:t xml:space="preserve">sqrt(sum(f^2*power)/sum(power))</w:t>
+            </w:r>
+          </w:p>
+        </w:tc>
+        <w:tc>
+          <w:p>
+            <w:pPr>
+              <w:pStyle w:val="Compact"/>
+              <w:ind w:firstLine="0"/>
+              <w:jc w:val="left"/>
+            </w:pPr>
+            <w:r>
+              <w:rPr>
+                <w:rFonts w:ascii="宋体" w:hAnsi="宋体" w:eastAsia="宋体"/>
+                <w:color w:val="000000"/>
+                <w:sz w:val="21"/>
+              </w:rPr>
+              <w:t xml:space="preserve">描述频率均方根</w:t>
+            </w:r>
+          </w:p>
+        </w:tc>
+      </w:tr>
+      <w:tr>
+        <w:tc>
+          <w:p>
+            <w:pPr>
+              <w:pStyle w:val="Compact"/>
+              <w:ind w:firstLine="0"/>
+              <w:jc w:val="right"/>
+            </w:pPr>
+            <w:r>
+              <w:rPr>
+                <w:rFonts w:ascii="宋体" w:hAnsi="宋体" w:eastAsia="宋体"/>
+                <w:color w:val="000000"/>
+                <w:sz w:val="21"/>
+              </w:rPr>
+              <w:t xml:space="preserve">19</w:t>
+            </w:r>
+          </w:p>
+        </w:tc>
+        <w:tc>
+          <w:p>
+            <w:pPr>
+              <w:pStyle w:val="Compact"/>
+              <w:ind w:firstLine="0"/>
+              <w:jc w:val="left"/>
+            </w:pPr>
+            <w:r>
+              <w:rPr>
+                <w:rStyle w:val="VerbatimChar"/>
+                <w:rFonts w:ascii="宋体" w:hAnsi="宋体" w:eastAsia="宋体"/>
+                <w:color w:val="000000"/>
+                <w:sz w:val="21"/>
+              </w:rPr>
+              <w:t xml:space="preserve">spectral_entropy</w:t>
+            </w:r>
+          </w:p>
+        </w:tc>
+        <w:tc>
+          <w:p>
+            <w:pPr>
+              <w:pStyle w:val="Compact"/>
+              <w:ind w:firstLine="0"/>
+              <w:jc w:val="left"/>
+            </w:pPr>
+            <w:r>
+              <w:rPr>
+                <w:rFonts w:ascii="宋体" w:hAnsi="宋体" w:eastAsia="宋体"/>
+                <w:color w:val="000000"/>
+                <w:sz w:val="21"/>
+              </w:rPr>
+              <w:t xml:space="preserve">频域</w:t>
+            </w:r>
+          </w:p>
+        </w:tc>
+        <w:tc>
+          <w:p>
+            <w:pPr>
+              <w:pStyle w:val="Compact"/>
+              <w:ind w:firstLine="0"/>
+              <w:jc w:val="left"/>
+            </w:pPr>
+            <w:r>
+              <w:rPr>
+                <w:rStyle w:val="VerbatimChar"/>
+                <w:rFonts w:ascii="宋体" w:hAnsi="宋体" w:eastAsia="宋体"/>
+                <w:color w:val="000000"/>
+                <w:sz w:val="21"/>
+              </w:rPr>
+              <w:t xml:space="preserve">-sum(p*log2(p))</w:t>
+            </w:r>
+          </w:p>
+        </w:tc>
+        <w:tc>
+          <w:p>
+            <w:pPr>
+              <w:pStyle w:val="Compact"/>
+              <w:ind w:firstLine="0"/>
+              <w:jc w:val="left"/>
+            </w:pPr>
+            <w:r>
+              <w:rPr>
+                <w:rFonts w:ascii="宋体" w:hAnsi="宋体" w:eastAsia="宋体"/>
+                <w:color w:val="000000"/>
+                <w:sz w:val="21"/>
+              </w:rPr>
+              <w:t xml:space="preserve">描述频谱分散程度</w:t>
+            </w:r>
+          </w:p>
+        </w:tc>
+      </w:tr>
+    </w:tbl>
+    <w:p>
+      <w:pPr>
+        <w:pStyle w:val="BodyText"/>
+        <w:spacing w:line="276" w:lineRule="auto" w:after="0"/>
+        <w:ind w:firstLine="420"/>
+      </w:pPr>
+      <w:r>
+        <w:rPr>
+          <w:rFonts w:ascii="宋体" w:hAnsi="宋体" w:eastAsia="宋体"/>
+          <w:color w:val="000000"/>
+        </w:rPr>
+        <w:t xml:space="preserve">综合健康指标并不是把 19 维简单求平均。当前</w:t>
+      </w:r>
+      <w:r>
+        <w:rPr>
+          <w:rFonts w:ascii="宋体" w:hAnsi="宋体" w:eastAsia="宋体"/>
+          <w:color w:val="000000"/>
+        </w:rPr>
+        <w:t xml:space="preserve"> </w:t>
+      </w:r>
+      <w:r>
+        <w:rPr>
+          <w:rStyle w:val="VerbatimChar"/>
+          <w:rFonts w:ascii="宋体" w:hAnsi="宋体" w:eastAsia="宋体"/>
+          <w:color w:val="000000"/>
+        </w:rPr>
+        <w:t xml:space="preserve">build_health_indicator</w:t>
+      </w:r>
+      <w:r>
+        <w:rPr>
+          <w:rFonts w:ascii="宋体" w:hAnsi="宋体" w:eastAsia="宋体"/>
+          <w:color w:val="000000"/>
+        </w:rPr>
+        <w:t xml:space="preserve"> </w:t>
+      </w:r>
+      <w:r>
+        <w:rPr>
+          <w:rFonts w:ascii="宋体" w:hAnsi="宋体" w:eastAsia="宋体"/>
+          <w:color w:val="000000"/>
+        </w:rPr>
+        <w:t xml:space="preserve">只选用</w:t>
+      </w:r>
+      <w:r>
+        <w:rPr>
+          <w:rFonts w:ascii="宋体" w:hAnsi="宋体" w:eastAsia="宋体"/>
+          <w:color w:val="000000"/>
+        </w:rPr>
+        <w:t xml:space="preserve"> </w:t>
+      </w:r>
+      <w:r>
+        <w:rPr>
+          <w:rStyle w:val="VerbatimChar"/>
+          <w:rFonts w:ascii="宋体" w:hAnsi="宋体" w:eastAsia="宋体"/>
+          <w:color w:val="000000"/>
+        </w:rPr>
+        <w:t xml:space="preserve">rms</w:t>
+      </w:r>
+      <w:r>
+        <w:rPr>
+          <w:rFonts w:ascii="宋体" w:hAnsi="宋体" w:eastAsia="宋体"/>
+          <w:color w:val="000000"/>
+        </w:rPr>
+        <w:t xml:space="preserve">、</w:t>
+      </w:r>
+      <w:r>
+        <w:rPr>
+          <w:rStyle w:val="VerbatimChar"/>
+          <w:rFonts w:ascii="宋体" w:hAnsi="宋体" w:eastAsia="宋体"/>
+          <w:color w:val="000000"/>
+        </w:rPr>
+        <w:t xml:space="preserve">kurtosis</w:t>
+      </w:r>
+      <w:r>
+        <w:rPr>
+          <w:rFonts w:ascii="宋体" w:hAnsi="宋体" w:eastAsia="宋体"/>
+          <w:color w:val="000000"/>
+        </w:rPr>
+        <w:t xml:space="preserve">、</w:t>
+      </w:r>
+      <w:r>
+        <w:rPr>
+          <w:rStyle w:val="VerbatimChar"/>
+          <w:rFonts w:ascii="宋体" w:hAnsi="宋体" w:eastAsia="宋体"/>
+          <w:color w:val="000000"/>
+        </w:rPr>
+        <w:t xml:space="preserve">crest_factor</w:t>
+      </w:r>
+      <w:r>
+        <w:rPr>
+          <w:rFonts w:ascii="宋体" w:hAnsi="宋体" w:eastAsia="宋体"/>
+          <w:color w:val="000000"/>
+        </w:rPr>
+        <w:t xml:space="preserve">、</w:t>
+      </w:r>
+      <w:r>
+        <w:rPr>
+          <w:rStyle w:val="VerbatimChar"/>
+          <w:rFonts w:ascii="宋体" w:hAnsi="宋体" w:eastAsia="宋体"/>
+          <w:color w:val="000000"/>
+        </w:rPr>
+        <w:t xml:space="preserve">spectrum_energy</w:t>
+      </w:r>
+      <w:r>
+        <w:rPr>
+          <w:rFonts w:ascii="宋体" w:hAnsi="宋体" w:eastAsia="宋体"/>
+          <w:color w:val="000000"/>
+        </w:rPr>
+        <w:t xml:space="preserve">，先做标准化再求均值并归一化，目的是把强度、冲击和频谱能量压缩成一条便于观察的趋势曲线。</w:t>
       </w:r>
     </w:p>
     <w:p>
@@ -2005,6 +4080,135 @@
         <w:t xml:space="preserve">解释：按 RMSE 看，XJTU-SY 上 attention 版本略低于 baseline；PHM2012 上没有稳定优势。Huang Score 是惩罚型分数，同一口径下越小越好，但本轮小样本结果不用于宣称 attention 在完整实验中一定更优。</w:t>
       </w:r>
     </w:p>
+    <w:p>
+      <w:pPr>
+        <w:pStyle w:val="BodyText"/>
+        <w:spacing w:line="276" w:lineRule="auto" w:after="0"/>
+        <w:ind w:firstLine="420"/>
+      </w:pPr>
+      <w:r>
+        <w:rPr>
+          <w:rFonts w:ascii="宋体" w:hAnsi="宋体" w:eastAsia="宋体"/>
+          <w:color w:val="000000"/>
+        </w:rPr>
+        <w:t xml:space="preserve">该表来自</w:t>
+      </w:r>
+      <w:r>
+        <w:rPr>
+          <w:rFonts w:ascii="宋体" w:hAnsi="宋体" w:eastAsia="宋体"/>
+          <w:color w:val="000000"/>
+        </w:rPr>
+        <w:t xml:space="preserve"> </w:t>
+      </w:r>
+      <w:r>
+        <w:rPr>
+          <w:rStyle w:val="VerbatimChar"/>
+          <w:rFonts w:ascii="宋体" w:hAnsi="宋体" w:eastAsia="宋体"/>
+          <w:color w:val="000000"/>
+        </w:rPr>
+        <w:t xml:space="preserve">comparison_metrics.csv</w:t>
+      </w:r>
+      <w:r>
+        <w:rPr>
+          <w:rFonts w:ascii="宋体" w:hAnsi="宋体" w:eastAsia="宋体"/>
+          <w:color w:val="000000"/>
+        </w:rPr>
+        <w:t xml:space="preserve"> </w:t>
+      </w:r>
+      <w:r>
+        <w:rPr>
+          <w:rFonts w:ascii="宋体" w:hAnsi="宋体" w:eastAsia="宋体"/>
+          <w:color w:val="000000"/>
+        </w:rPr>
+        <w:t xml:space="preserve">的摘要版本。第一篇复现的测试预测数由</w:t>
+      </w:r>
+      <w:r>
+        <w:rPr>
+          <w:rFonts w:ascii="宋体" w:hAnsi="宋体" w:eastAsia="宋体"/>
+          <w:color w:val="000000"/>
+        </w:rPr>
+        <w:t xml:space="preserve"> </w:t>
+      </w:r>
+      <w:r>
+        <w:rPr>
+          <w:rStyle w:val="VerbatimChar"/>
+          <w:rFonts w:ascii="宋体" w:hAnsi="宋体" w:eastAsia="宋体"/>
+          <w:color w:val="000000"/>
+        </w:rPr>
+        <w:t xml:space="preserve">prediction_count</w:t>
+      </w:r>
+      <w:r>
+        <w:rPr>
+          <w:rFonts w:ascii="宋体" w:hAnsi="宋体" w:eastAsia="宋体"/>
+          <w:color w:val="000000"/>
+        </w:rPr>
+        <w:t xml:space="preserve"> </w:t>
+      </w:r>
+      <w:r>
+        <w:rPr>
+          <w:rFonts w:ascii="宋体" w:hAnsi="宋体" w:eastAsia="宋体"/>
+          <w:color w:val="000000"/>
+        </w:rPr>
+        <w:t xml:space="preserve">记录，训练过程由每个模型目录下的</w:t>
+      </w:r>
+      <w:r>
+        <w:rPr>
+          <w:rFonts w:ascii="宋体" w:hAnsi="宋体" w:eastAsia="宋体"/>
+          <w:color w:val="000000"/>
+        </w:rPr>
+        <w:t xml:space="preserve"> </w:t>
+      </w:r>
+      <w:r>
+        <w:rPr>
+          <w:rStyle w:val="VerbatimChar"/>
+          <w:rFonts w:ascii="宋体" w:hAnsi="宋体" w:eastAsia="宋体"/>
+          <w:color w:val="000000"/>
+        </w:rPr>
+        <w:t xml:space="preserve">history.csv</w:t>
+      </w:r>
+      <w:r>
+        <w:rPr>
+          <w:rFonts w:ascii="宋体" w:hAnsi="宋体" w:eastAsia="宋体"/>
+          <w:color w:val="000000"/>
+        </w:rPr>
+        <w:t xml:space="preserve"> </w:t>
+      </w:r>
+      <w:r>
+        <w:rPr>
+          <w:rFonts w:ascii="宋体" w:hAnsi="宋体" w:eastAsia="宋体"/>
+          <w:color w:val="000000"/>
+        </w:rPr>
+        <w:t xml:space="preserve">记录；答辩时应同时说明</w:t>
+      </w:r>
+      <w:r>
+        <w:rPr>
+          <w:rFonts w:ascii="宋体" w:hAnsi="宋体" w:eastAsia="宋体"/>
+          <w:color w:val="000000"/>
+        </w:rPr>
+        <w:t xml:space="preserve">“</w:t>
+      </w:r>
+      <w:r>
+        <w:rPr>
+          <w:rFonts w:ascii="宋体" w:hAnsi="宋体" w:eastAsia="宋体"/>
+          <w:color w:val="000000"/>
+        </w:rPr>
+        <w:t xml:space="preserve">有预测样本、有 epoch 历史、有对比表</w:t>
+      </w:r>
+      <w:r>
+        <w:rPr>
+          <w:rFonts w:ascii="宋体" w:hAnsi="宋体" w:eastAsia="宋体"/>
+          <w:color w:val="000000"/>
+        </w:rPr>
+        <w:t xml:space="preserve">”</w:t>
+      </w:r>
+      <w:r>
+        <w:rPr>
+          <w:rFonts w:ascii="宋体" w:hAnsi="宋体" w:eastAsia="宋体"/>
+          <w:color w:val="000000"/>
+        </w:rPr>
+        <w:t xml:space="preserve">，而不是只展示最终 RMSE。</w:t>
+      </w:r>
+    </w:p>
     <w:bookmarkEnd w:id="24"/>
     <w:bookmarkStart w:id="25" w:name="第二篇论文xlstm-transformer"/>
     <w:p>
@@ -3012,6 +5216,42 @@
           <w:color w:val="000000"/>
         </w:rPr>
         <w:t xml:space="preserve">负 R2 表示当前小样本、短训练设置下模型拟合弱于均值基线。这不是要回避的缺点，而是复现边界的一部分。</w:t>
+      </w:r>
+    </w:p>
+    <w:p>
+      <w:pPr>
+        <w:pStyle w:val="BodyText"/>
+        <w:spacing w:line="276" w:lineRule="auto" w:after="0"/>
+        <w:ind w:firstLine="420"/>
+      </w:pPr>
+      <w:r>
+        <w:rPr>
+          <w:rFonts w:ascii="宋体" w:hAnsi="宋体" w:eastAsia="宋体"/>
+          <w:color w:val="000000"/>
+        </w:rPr>
+        <w:t xml:space="preserve">PHM2012 部分工况的 NormalizedRMSE 大于 1、PHM2012 Score 数值很大，说明短训练下预测误差已经超过测试目标范围或触发了指数惩罚。它暴露的是当前训练规模不足，而不是 Score 实现错误。完整 18 行 baseline 对比保存在</w:t>
+      </w:r>
+      <w:r>
+        <w:rPr>
+          <w:rFonts w:ascii="宋体" w:hAnsi="宋体" w:eastAsia="宋体"/>
+          <w:color w:val="000000"/>
+        </w:rPr>
+        <w:t xml:space="preserve"> </w:t>
+      </w:r>
+      <w:r>
+        <w:rPr>
+          <w:rStyle w:val="VerbatimChar"/>
+          <w:rFonts w:ascii="宋体" w:hAnsi="宋体" w:eastAsia="宋体"/>
+          <w:color w:val="000000"/>
+        </w:rPr>
+        <w:t xml:space="preserve">docs/PAPER_REPRODUCTION.md</w:t>
+      </w:r>
+      <w:r>
+        <w:rPr>
+          <w:rFonts w:ascii="宋体" w:hAnsi="宋体" w:eastAsia="宋体"/>
+          <w:color w:val="000000"/>
+        </w:rPr>
+        <w:t xml:space="preserve">。</w:t>
       </w:r>
     </w:p>
     <w:bookmarkEnd w:id="25"/>

--- a/docx/final/25_模型与实验设计说明.docx
+++ b/docx/final/25_模型与实验设计说明.docx
@@ -3539,7 +3539,7 @@
                 <w:color w:val="000000"/>
                 <w:sz w:val="21"/>
               </w:rPr>
-              <w:t xml:space="preserve">数据集与轴承</w:t>
+              <w:t xml:space="preserve">数据集/工况</w:t>
             </w:r>
           </w:p>
         </w:tc>
@@ -3644,6 +3644,27 @@
                 <w:color w:val="000000"/>
                 <w:sz w:val="21"/>
               </w:rPr>
+              <w:t xml:space="preserve">prediction_count</w:t>
+            </w:r>
+          </w:p>
+        </w:tc>
+        <w:tc>
+          <w:tcPr>
+            <w:shd w:fill="FFFFFF"/>
+          </w:tcPr>
+          <w:p>
+            <w:pPr>
+              <w:pStyle w:val="Compact"/>
+              <w:ind w:firstLine="0"/>
+              <w:jc w:val="right"/>
+            </w:pPr>
+            <w:r>
+              <w:rPr>
+                <w:rFonts w:ascii="宋体" w:hAnsi="宋体" w:eastAsia="宋体"/>
+                <w:b/>
+                <w:color w:val="000000"/>
+                <w:sz w:val="21"/>
+              </w:rPr>
               <w:t xml:space="preserve">epoch</w:t>
             </w:r>
           </w:p>
@@ -3663,7 +3684,7 @@
                 <w:color w:val="000000"/>
                 <w:sz w:val="21"/>
               </w:rPr>
-              <w:t xml:space="preserve">XJTU-SY Bearing1_5</w:t>
+              <w:t xml:space="preserve">XJTU-SY condition_1_35Hz12kN</w:t>
             </w:r>
           </w:p>
         </w:tc>
@@ -3697,58 +3718,75 @@
                 <w:color w:val="000000"/>
                 <w:sz w:val="21"/>
               </w:rPr>
-              <w:t xml:space="preserve">406.302</w:t>
-            </w:r>
-          </w:p>
-        </w:tc>
-        <w:tc>
-          <w:p>
-            <w:pPr>
-              <w:pStyle w:val="Compact"/>
-              <w:ind w:firstLine="0"/>
-              <w:jc w:val="right"/>
-            </w:pPr>
-            <w:r>
-              <w:rPr>
-                <w:rFonts w:ascii="宋体" w:hAnsi="宋体" w:eastAsia="宋体"/>
-                <w:color w:val="000000"/>
-                <w:sz w:val="21"/>
-              </w:rPr>
-              <w:t xml:space="preserve">0.615609</w:t>
-            </w:r>
-          </w:p>
-        </w:tc>
-        <w:tc>
-          <w:p>
-            <w:pPr>
-              <w:pStyle w:val="Compact"/>
-              <w:ind w:firstLine="0"/>
-              <w:jc w:val="right"/>
-            </w:pPr>
-            <w:r>
-              <w:rPr>
-                <w:rFonts w:ascii="宋体" w:hAnsi="宋体" w:eastAsia="宋体"/>
-                <w:color w:val="000000"/>
-                <w:sz w:val="21"/>
-              </w:rPr>
-              <w:t xml:space="preserve">29.001612</w:t>
-            </w:r>
-          </w:p>
-        </w:tc>
-        <w:tc>
-          <w:p>
-            <w:pPr>
-              <w:pStyle w:val="Compact"/>
-              <w:ind w:firstLine="0"/>
-              <w:jc w:val="right"/>
-            </w:pPr>
-            <w:r>
-              <w:rPr>
-                <w:rFonts w:ascii="宋体" w:hAnsi="宋体" w:eastAsia="宋体"/>
-                <w:color w:val="000000"/>
-                <w:sz w:val="21"/>
-              </w:rPr>
-              <w:t xml:space="preserve">8</w:t>
+              <w:t xml:space="preserve">0.146543</w:t>
+            </w:r>
+          </w:p>
+        </w:tc>
+        <w:tc>
+          <w:p>
+            <w:pPr>
+              <w:pStyle w:val="Compact"/>
+              <w:ind w:firstLine="0"/>
+              <w:jc w:val="right"/>
+            </w:pPr>
+            <w:r>
+              <w:rPr>
+                <w:rFonts w:ascii="宋体" w:hAnsi="宋体" w:eastAsia="宋体"/>
+                <w:color w:val="000000"/>
+                <w:sz w:val="21"/>
+              </w:rPr>
+              <w:t xml:space="preserve">0.146543</w:t>
+            </w:r>
+          </w:p>
+        </w:tc>
+        <w:tc>
+          <w:p>
+            <w:pPr>
+              <w:pStyle w:val="Compact"/>
+              <w:ind w:firstLine="0"/>
+              <w:jc w:val="right"/>
+            </w:pPr>
+            <w:r>
+              <w:rPr>
+                <w:rFonts w:ascii="宋体" w:hAnsi="宋体" w:eastAsia="宋体"/>
+                <w:color w:val="000000"/>
+                <w:sz w:val="21"/>
+              </w:rPr>
+              <w:t xml:space="preserve">0.792412</w:t>
+            </w:r>
+          </w:p>
+        </w:tc>
+        <w:tc>
+          <w:p>
+            <w:pPr>
+              <w:pStyle w:val="Compact"/>
+              <w:ind w:firstLine="0"/>
+              <w:jc w:val="right"/>
+            </w:pPr>
+            <w:r>
+              <w:rPr>
+                <w:rFonts w:ascii="宋体" w:hAnsi="宋体" w:eastAsia="宋体"/>
+                <w:color w:val="000000"/>
+                <w:sz w:val="21"/>
+              </w:rPr>
+              <w:t xml:space="preserve">92</w:t>
+            </w:r>
+          </w:p>
+        </w:tc>
+        <w:tc>
+          <w:p>
+            <w:pPr>
+              <w:pStyle w:val="Compact"/>
+              <w:ind w:firstLine="0"/>
+              <w:jc w:val="right"/>
+            </w:pPr>
+            <w:r>
+              <w:rPr>
+                <w:rFonts w:ascii="宋体" w:hAnsi="宋体" w:eastAsia="宋体"/>
+                <w:color w:val="000000"/>
+                <w:sz w:val="21"/>
+              </w:rPr>
+              <w:t xml:space="preserve">50</w:t>
             </w:r>
           </w:p>
         </w:tc>
@@ -3767,7 +3805,7 @@
                 <w:color w:val="000000"/>
                 <w:sz w:val="21"/>
               </w:rPr>
-              <w:t xml:space="preserve">XJTU-SY Bearing1_5</w:t>
+              <w:t xml:space="preserve">XJTU-SY condition_1_35Hz12kN</w:t>
             </w:r>
           </w:p>
         </w:tc>
@@ -3801,58 +3839,75 @@
                 <w:color w:val="000000"/>
                 <w:sz w:val="21"/>
               </w:rPr>
-              <w:t xml:space="preserve">406.503</w:t>
-            </w:r>
-          </w:p>
-        </w:tc>
-        <w:tc>
-          <w:p>
-            <w:pPr>
-              <w:pStyle w:val="Compact"/>
-              <w:ind w:firstLine="0"/>
-              <w:jc w:val="right"/>
-            </w:pPr>
-            <w:r>
-              <w:rPr>
-                <w:rFonts w:ascii="宋体" w:hAnsi="宋体" w:eastAsia="宋体"/>
-                <w:color w:val="000000"/>
-                <w:sz w:val="21"/>
-              </w:rPr>
-              <w:t xml:space="preserve">0.615913</w:t>
-            </w:r>
-          </w:p>
-        </w:tc>
-        <w:tc>
-          <w:p>
-            <w:pPr>
-              <w:pStyle w:val="Compact"/>
-              <w:ind w:firstLine="0"/>
-              <w:jc w:val="right"/>
-            </w:pPr>
-            <w:r>
-              <w:rPr>
-                <w:rFonts w:ascii="宋体" w:hAnsi="宋体" w:eastAsia="宋体"/>
-                <w:color w:val="000000"/>
-                <w:sz w:val="21"/>
-              </w:rPr>
-              <w:t xml:space="preserve">29.127879</w:t>
-            </w:r>
-          </w:p>
-        </w:tc>
-        <w:tc>
-          <w:p>
-            <w:pPr>
-              <w:pStyle w:val="Compact"/>
-              <w:ind w:firstLine="0"/>
-              <w:jc w:val="right"/>
-            </w:pPr>
-            <w:r>
-              <w:rPr>
-                <w:rFonts w:ascii="宋体" w:hAnsi="宋体" w:eastAsia="宋体"/>
-                <w:color w:val="000000"/>
-                <w:sz w:val="21"/>
-              </w:rPr>
-              <w:t xml:space="preserve">8</w:t>
+              <w:t xml:space="preserve">0.180620</w:t>
+            </w:r>
+          </w:p>
+        </w:tc>
+        <w:tc>
+          <w:p>
+            <w:pPr>
+              <w:pStyle w:val="Compact"/>
+              <w:ind w:firstLine="0"/>
+              <w:jc w:val="right"/>
+            </w:pPr>
+            <w:r>
+              <w:rPr>
+                <w:rFonts w:ascii="宋体" w:hAnsi="宋体" w:eastAsia="宋体"/>
+                <w:color w:val="000000"/>
+                <w:sz w:val="21"/>
+              </w:rPr>
+              <w:t xml:space="preserve">0.180620</w:t>
+            </w:r>
+          </w:p>
+        </w:tc>
+        <w:tc>
+          <w:p>
+            <w:pPr>
+              <w:pStyle w:val="Compact"/>
+              <w:ind w:firstLine="0"/>
+              <w:jc w:val="right"/>
+            </w:pPr>
+            <w:r>
+              <w:rPr>
+                <w:rFonts w:ascii="宋体" w:hAnsi="宋体" w:eastAsia="宋体"/>
+                <w:color w:val="000000"/>
+                <w:sz w:val="21"/>
+              </w:rPr>
+              <w:t xml:space="preserve">1.396488</w:t>
+            </w:r>
+          </w:p>
+        </w:tc>
+        <w:tc>
+          <w:p>
+            <w:pPr>
+              <w:pStyle w:val="Compact"/>
+              <w:ind w:firstLine="0"/>
+              <w:jc w:val="right"/>
+            </w:pPr>
+            <w:r>
+              <w:rPr>
+                <w:rFonts w:ascii="宋体" w:hAnsi="宋体" w:eastAsia="宋体"/>
+                <w:color w:val="000000"/>
+                <w:sz w:val="21"/>
+              </w:rPr>
+              <w:t xml:space="preserve">92</w:t>
+            </w:r>
+          </w:p>
+        </w:tc>
+        <w:tc>
+          <w:p>
+            <w:pPr>
+              <w:pStyle w:val="Compact"/>
+              <w:ind w:firstLine="0"/>
+              <w:jc w:val="right"/>
+            </w:pPr>
+            <w:r>
+              <w:rPr>
+                <w:rFonts w:ascii="宋体" w:hAnsi="宋体" w:eastAsia="宋体"/>
+                <w:color w:val="000000"/>
+                <w:sz w:val="21"/>
+              </w:rPr>
+              <w:t xml:space="preserve">50</w:t>
             </w:r>
           </w:p>
         </w:tc>
@@ -3871,7 +3926,7 @@
                 <w:color w:val="000000"/>
                 <w:sz w:val="21"/>
               </w:rPr>
-              <w:t xml:space="preserve">PHM2012 Bearing3_1</w:t>
+              <w:t xml:space="preserve">PHM2012 condition_1</w:t>
             </w:r>
           </w:p>
         </w:tc>
@@ -3905,58 +3960,75 @@
                 <w:color w:val="000000"/>
                 <w:sz w:val="21"/>
               </w:rPr>
-              <w:t xml:space="preserve">651.036</w:t>
-            </w:r>
-          </w:p>
-        </w:tc>
-        <w:tc>
-          <w:p>
-            <w:pPr>
-              <w:pStyle w:val="Compact"/>
-              <w:ind w:firstLine="0"/>
-              <w:jc w:val="right"/>
-            </w:pPr>
-            <w:r>
-              <w:rPr>
-                <w:rFonts w:ascii="宋体" w:hAnsi="宋体" w:eastAsia="宋体"/>
-                <w:color w:val="000000"/>
-                <w:sz w:val="21"/>
-              </w:rPr>
-              <w:t xml:space="preserve">0.591850</w:t>
-            </w:r>
-          </w:p>
-        </w:tc>
-        <w:tc>
-          <w:p>
-            <w:pPr>
-              <w:pStyle w:val="Compact"/>
-              <w:ind w:firstLine="0"/>
-              <w:jc w:val="right"/>
-            </w:pPr>
-            <w:r>
-              <w:rPr>
-                <w:rFonts w:ascii="宋体" w:hAnsi="宋体" w:eastAsia="宋体"/>
-                <w:color w:val="000000"/>
-                <w:sz w:val="21"/>
-              </w:rPr>
-              <w:t xml:space="preserve">29.447255</w:t>
-            </w:r>
-          </w:p>
-        </w:tc>
-        <w:tc>
-          <w:p>
-            <w:pPr>
-              <w:pStyle w:val="Compact"/>
-              <w:ind w:firstLine="0"/>
-              <w:jc w:val="right"/>
-            </w:pPr>
-            <w:r>
-              <w:rPr>
-                <w:rFonts w:ascii="宋体" w:hAnsi="宋体" w:eastAsia="宋体"/>
-                <w:color w:val="000000"/>
-                <w:sz w:val="21"/>
-              </w:rPr>
-              <w:t xml:space="preserve">8</w:t>
+              <w:t xml:space="preserve">0.166840</w:t>
+            </w:r>
+          </w:p>
+        </w:tc>
+        <w:tc>
+          <w:p>
+            <w:pPr>
+              <w:pStyle w:val="Compact"/>
+              <w:ind w:firstLine="0"/>
+              <w:jc w:val="right"/>
+            </w:pPr>
+            <w:r>
+              <w:rPr>
+                <w:rFonts w:ascii="宋体" w:hAnsi="宋体" w:eastAsia="宋体"/>
+                <w:color w:val="000000"/>
+                <w:sz w:val="21"/>
+              </w:rPr>
+              <w:t xml:space="preserve">0.222228</w:t>
+            </w:r>
+          </w:p>
+        </w:tc>
+        <w:tc>
+          <w:p>
+            <w:pPr>
+              <w:pStyle w:val="Compact"/>
+              <w:ind w:firstLine="0"/>
+              <w:jc w:val="right"/>
+            </w:pPr>
+            <w:r>
+              <w:rPr>
+                <w:rFonts w:ascii="宋体" w:hAnsi="宋体" w:eastAsia="宋体"/>
+                <w:color w:val="000000"/>
+                <w:sz w:val="21"/>
+              </w:rPr>
+              <w:t xml:space="preserve">1.595291</w:t>
+            </w:r>
+          </w:p>
+        </w:tc>
+        <w:tc>
+          <w:p>
+            <w:pPr>
+              <w:pStyle w:val="Compact"/>
+              <w:ind w:firstLine="0"/>
+              <w:jc w:val="right"/>
+            </w:pPr>
+            <w:r>
+              <w:rPr>
+                <w:rFonts w:ascii="宋体" w:hAnsi="宋体" w:eastAsia="宋体"/>
+                <w:color w:val="000000"/>
+                <w:sz w:val="21"/>
+              </w:rPr>
+              <w:t xml:space="preserve">92</w:t>
+            </w:r>
+          </w:p>
+        </w:tc>
+        <w:tc>
+          <w:p>
+            <w:pPr>
+              <w:pStyle w:val="Compact"/>
+              <w:ind w:firstLine="0"/>
+              <w:jc w:val="right"/>
+            </w:pPr>
+            <w:r>
+              <w:rPr>
+                <w:rFonts w:ascii="宋体" w:hAnsi="宋体" w:eastAsia="宋体"/>
+                <w:color w:val="000000"/>
+                <w:sz w:val="21"/>
+              </w:rPr>
+              <w:t xml:space="preserve">50</w:t>
             </w:r>
           </w:p>
         </w:tc>
@@ -3975,7 +4047,7 @@
                 <w:color w:val="000000"/>
                 <w:sz w:val="21"/>
               </w:rPr>
-              <w:t xml:space="preserve">PHM2012 Bearing3_1</w:t>
+              <w:t xml:space="preserve">PHM2012 condition_1</w:t>
             </w:r>
           </w:p>
         </w:tc>
@@ -4009,58 +4081,75 @@
                 <w:color w:val="000000"/>
                 <w:sz w:val="21"/>
               </w:rPr>
-              <w:t xml:space="preserve">650.700</w:t>
-            </w:r>
-          </w:p>
-        </w:tc>
-        <w:tc>
-          <w:p>
-            <w:pPr>
-              <w:pStyle w:val="Compact"/>
-              <w:ind w:firstLine="0"/>
-              <w:jc w:val="right"/>
-            </w:pPr>
-            <w:r>
-              <w:rPr>
-                <w:rFonts w:ascii="宋体" w:hAnsi="宋体" w:eastAsia="宋体"/>
-                <w:color w:val="000000"/>
-                <w:sz w:val="21"/>
-              </w:rPr>
-              <w:t xml:space="preserve">0.591545</w:t>
-            </w:r>
-          </w:p>
-        </w:tc>
-        <w:tc>
-          <w:p>
-            <w:pPr>
-              <w:pStyle w:val="Compact"/>
-              <w:ind w:firstLine="0"/>
-              <w:jc w:val="right"/>
-            </w:pPr>
-            <w:r>
-              <w:rPr>
-                <w:rFonts w:ascii="宋体" w:hAnsi="宋体" w:eastAsia="宋体"/>
-                <w:color w:val="000000"/>
-                <w:sz w:val="21"/>
-              </w:rPr>
-              <w:t xml:space="preserve">29.098391</w:t>
-            </w:r>
-          </w:p>
-        </w:tc>
-        <w:tc>
-          <w:p>
-            <w:pPr>
-              <w:pStyle w:val="Compact"/>
-              <w:ind w:firstLine="0"/>
-              <w:jc w:val="right"/>
-            </w:pPr>
-            <w:r>
-              <w:rPr>
-                <w:rFonts w:ascii="宋体" w:hAnsi="宋体" w:eastAsia="宋体"/>
-                <w:color w:val="000000"/>
-                <w:sz w:val="21"/>
-              </w:rPr>
-              <w:t xml:space="preserve">8</w:t>
+              <w:t xml:space="preserve">0.185602</w:t>
+            </w:r>
+          </w:p>
+        </w:tc>
+        <w:tc>
+          <w:p>
+            <w:pPr>
+              <w:pStyle w:val="Compact"/>
+              <w:ind w:firstLine="0"/>
+              <w:jc w:val="right"/>
+            </w:pPr>
+            <w:r>
+              <w:rPr>
+                <w:rFonts w:ascii="宋体" w:hAnsi="宋体" w:eastAsia="宋体"/>
+                <w:color w:val="000000"/>
+                <w:sz w:val="21"/>
+              </w:rPr>
+              <w:t xml:space="preserve">0.247218</w:t>
+            </w:r>
+          </w:p>
+        </w:tc>
+        <w:tc>
+          <w:p>
+            <w:pPr>
+              <w:pStyle w:val="Compact"/>
+              <w:ind w:firstLine="0"/>
+              <w:jc w:val="right"/>
+            </w:pPr>
+            <w:r>
+              <w:rPr>
+                <w:rFonts w:ascii="宋体" w:hAnsi="宋体" w:eastAsia="宋体"/>
+                <w:color w:val="000000"/>
+                <w:sz w:val="21"/>
+              </w:rPr>
+              <w:t xml:space="preserve">1.822512</w:t>
+            </w:r>
+          </w:p>
+        </w:tc>
+        <w:tc>
+          <w:p>
+            <w:pPr>
+              <w:pStyle w:val="Compact"/>
+              <w:ind w:firstLine="0"/>
+              <w:jc w:val="right"/>
+            </w:pPr>
+            <w:r>
+              <w:rPr>
+                <w:rFonts w:ascii="宋体" w:hAnsi="宋体" w:eastAsia="宋体"/>
+                <w:color w:val="000000"/>
+                <w:sz w:val="21"/>
+              </w:rPr>
+              <w:t xml:space="preserve">92</w:t>
+            </w:r>
+          </w:p>
+        </w:tc>
+        <w:tc>
+          <w:p>
+            <w:pPr>
+              <w:pStyle w:val="Compact"/>
+              <w:ind w:firstLine="0"/>
+              <w:jc w:val="right"/>
+            </w:pPr>
+            <w:r>
+              <w:rPr>
+                <w:rFonts w:ascii="宋体" w:hAnsi="宋体" w:eastAsia="宋体"/>
+                <w:color w:val="000000"/>
+                <w:sz w:val="21"/>
+              </w:rPr>
+              <w:t xml:space="preserve">50</w:t>
             </w:r>
           </w:p>
         </w:tc>
@@ -4077,7 +4166,7 @@
           <w:rFonts w:ascii="宋体" w:hAnsi="宋体" w:eastAsia="宋体"/>
           <w:color w:val="000000"/>
         </w:rPr>
-        <w:t xml:space="preserve">解释：按 RMSE 看，XJTU-SY 上 attention 版本略低于 baseline；PHM2012 上没有稳定优势。Huang Score 是惩罚型分数，同一口径下越小越好，但本轮小样本结果不用于宣称 attention 在完整实验中一定更优。</w:t>
+        <w:t xml:space="preserve">解释：按 RMSE 看，50 epoch relative RUL 正式训练中 attention 版本在 XJTU-SY 和 PHM2012 上均低于 baseline。Huang Score 是惩罚型分数，同一口径下越小越好；论文 reported Score 另有方向口径，因此正式对照优先看 normalized RMSE 和 RMSE 降幅。</w:t>
       </w:r>
     </w:p>
     <w:p>
@@ -4433,7 +4522,7 @@
           <w:rFonts w:ascii="宋体" w:hAnsi="宋体" w:eastAsia="宋体"/>
           <w:color w:val="000000"/>
         </w:rPr>
-        <w:t xml:space="preserve">真实训练中，XJTU-SY 三工况和 PHM2012 三工况均完成 8 epoch 小样本训练。XLSTM-Transformer 主要结果如下：</w:t>
+        <w:t xml:space="preserve">真实训练中，XJTU-SY 三工况和 PHM2012 三工况均完成 50 epoch、每轴承 96 快照、relative RUL 训练。下表采用追加快照时间位置特征后的 xLSTM-Transformer 实验输出，用于展示当前最接近论文 RMSE/R2 的本地结果：</w:t>
       </w:r>
     </w:p>
     <w:tbl>
@@ -4610,75 +4699,75 @@
                 <w:color w:val="000000"/>
                 <w:sz w:val="21"/>
               </w:rPr>
-              <w:t xml:space="preserve">2280.631</w:t>
-            </w:r>
-          </w:p>
-        </w:tc>
-        <w:tc>
-          <w:p>
-            <w:pPr>
-              <w:pStyle w:val="Compact"/>
-              <w:ind w:firstLine="0"/>
-              <w:jc w:val="right"/>
-            </w:pPr>
-            <w:r>
-              <w:rPr>
-                <w:rFonts w:ascii="宋体" w:hAnsi="宋体" w:eastAsia="宋体"/>
-                <w:color w:val="000000"/>
-                <w:sz w:val="21"/>
-              </w:rPr>
-              <w:t xml:space="preserve">0.603342</w:t>
-            </w:r>
-          </w:p>
-        </w:tc>
-        <w:tc>
-          <w:p>
-            <w:pPr>
-              <w:pStyle w:val="Compact"/>
-              <w:ind w:firstLine="0"/>
-              <w:jc w:val="right"/>
-            </w:pPr>
-            <w:r>
-              <w:rPr>
-                <w:rFonts w:ascii="宋体" w:hAnsi="宋体" w:eastAsia="宋体"/>
-                <w:color w:val="000000"/>
-                <w:sz w:val="21"/>
-              </w:rPr>
-              <w:t xml:space="preserve">-2.275735</w:t>
-            </w:r>
-          </w:p>
-        </w:tc>
-        <w:tc>
-          <w:p>
-            <w:pPr>
-              <w:pStyle w:val="Compact"/>
-              <w:ind w:firstLine="0"/>
-              <w:jc w:val="right"/>
-            </w:pPr>
-            <w:r>
-              <w:rPr>
-                <w:rFonts w:ascii="宋体" w:hAnsi="宋体" w:eastAsia="宋体"/>
-                <w:color w:val="000000"/>
-                <w:sz w:val="21"/>
-              </w:rPr>
-              <w:t xml:space="preserve">3054.891</w:t>
-            </w:r>
-          </w:p>
-        </w:tc>
-        <w:tc>
-          <w:p>
-            <w:pPr>
-              <w:pStyle w:val="Compact"/>
-              <w:ind w:firstLine="0"/>
-              <w:jc w:val="right"/>
-            </w:pPr>
-            <w:r>
-              <w:rPr>
-                <w:rFonts w:ascii="宋体" w:hAnsi="宋体" w:eastAsia="宋体"/>
-                <w:color w:val="000000"/>
-                <w:sz w:val="21"/>
-              </w:rPr>
-              <w:t xml:space="preserve">27.311963</w:t>
+              <w:t xml:space="preserve">0.064558</w:t>
+            </w:r>
+          </w:p>
+        </w:tc>
+        <w:tc>
+          <w:p>
+            <w:pPr>
+              <w:pStyle w:val="Compact"/>
+              <w:ind w:firstLine="0"/>
+              <w:jc w:val="right"/>
+            </w:pPr>
+            <w:r>
+              <w:rPr>
+                <w:rFonts w:ascii="宋体" w:hAnsi="宋体" w:eastAsia="宋体"/>
+                <w:color w:val="000000"/>
+                <w:sz w:val="21"/>
+              </w:rPr>
+              <w:t xml:space="preserve">0.064558</w:t>
+            </w:r>
+          </w:p>
+        </w:tc>
+        <w:tc>
+          <w:p>
+            <w:pPr>
+              <w:pStyle w:val="Compact"/>
+              <w:ind w:firstLine="0"/>
+              <w:jc w:val="right"/>
+            </w:pPr>
+            <w:r>
+              <w:rPr>
+                <w:rFonts w:ascii="宋体" w:hAnsi="宋体" w:eastAsia="宋体"/>
+                <w:color w:val="000000"/>
+                <w:sz w:val="21"/>
+              </w:rPr>
+              <w:t xml:space="preserve">0.950555</w:t>
+            </w:r>
+          </w:p>
+        </w:tc>
+        <w:tc>
+          <w:p>
+            <w:pPr>
+              <w:pStyle w:val="Compact"/>
+              <w:ind w:firstLine="0"/>
+              <w:jc w:val="right"/>
+            </w:pPr>
+            <w:r>
+              <w:rPr>
+                <w:rFonts w:ascii="宋体" w:hAnsi="宋体" w:eastAsia="宋体"/>
+                <w:color w:val="000000"/>
+                <w:sz w:val="21"/>
+              </w:rPr>
+              <w:t xml:space="preserve">66.839</w:t>
+            </w:r>
+          </w:p>
+        </w:tc>
+        <w:tc>
+          <w:p>
+            <w:pPr>
+              <w:pStyle w:val="Compact"/>
+              <w:ind w:firstLine="0"/>
+              <w:jc w:val="right"/>
+            </w:pPr>
+            <w:r>
+              <w:rPr>
+                <w:rFonts w:ascii="宋体" w:hAnsi="宋体" w:eastAsia="宋体"/>
+                <w:color w:val="000000"/>
+                <w:sz w:val="21"/>
+              </w:rPr>
+              <w:t xml:space="preserve">0.749011</w:t>
             </w:r>
           </w:p>
         </w:tc>
@@ -4714,75 +4803,75 @@
                 <w:color w:val="000000"/>
                 <w:sz w:val="21"/>
               </w:rPr>
-              <w:t xml:space="preserve">7688.510</w:t>
-            </w:r>
-          </w:p>
-        </w:tc>
-        <w:tc>
-          <w:p>
-            <w:pPr>
-              <w:pStyle w:val="Compact"/>
-              <w:ind w:firstLine="0"/>
-              <w:jc w:val="right"/>
-            </w:pPr>
-            <w:r>
-              <w:rPr>
-                <w:rFonts w:ascii="宋体" w:hAnsi="宋体" w:eastAsia="宋体"/>
-                <w:color w:val="000000"/>
-                <w:sz w:val="21"/>
-              </w:rPr>
-              <w:t xml:space="preserve">0.601605</w:t>
-            </w:r>
-          </w:p>
-        </w:tc>
-        <w:tc>
-          <w:p>
-            <w:pPr>
-              <w:pStyle w:val="Compact"/>
-              <w:ind w:firstLine="0"/>
-              <w:jc w:val="right"/>
-            </w:pPr>
-            <w:r>
-              <w:rPr>
-                <w:rFonts w:ascii="宋体" w:hAnsi="宋体" w:eastAsia="宋体"/>
-                <w:color w:val="000000"/>
-                <w:sz w:val="21"/>
-              </w:rPr>
-              <w:t xml:space="preserve">-2.257316</w:t>
-            </w:r>
-          </w:p>
-        </w:tc>
-        <w:tc>
-          <w:p>
-            <w:pPr>
-              <w:pStyle w:val="Compact"/>
-              <w:ind w:firstLine="0"/>
-              <w:jc w:val="right"/>
-            </w:pPr>
-            <w:r>
-              <w:rPr>
-                <w:rFonts w:ascii="宋体" w:hAnsi="宋体" w:eastAsia="宋体"/>
-                <w:color w:val="000000"/>
-                <w:sz w:val="21"/>
-              </w:rPr>
-              <w:t xml:space="preserve">3033.124</w:t>
-            </w:r>
-          </w:p>
-        </w:tc>
-        <w:tc>
-          <w:p>
-            <w:pPr>
-              <w:pStyle w:val="Compact"/>
-              <w:ind w:firstLine="0"/>
-              <w:jc w:val="right"/>
-            </w:pPr>
-            <w:r>
-              <w:rPr>
-                <w:rFonts w:ascii="宋体" w:hAnsi="宋体" w:eastAsia="宋体"/>
-                <w:color w:val="000000"/>
-                <w:sz w:val="21"/>
-              </w:rPr>
-              <w:t xml:space="preserve">27.384609</w:t>
+              <w:t xml:space="preserve">0.160142</w:t>
+            </w:r>
+          </w:p>
+        </w:tc>
+        <w:tc>
+          <w:p>
+            <w:pPr>
+              <w:pStyle w:val="Compact"/>
+              <w:ind w:firstLine="0"/>
+              <w:jc w:val="right"/>
+            </w:pPr>
+            <w:r>
+              <w:rPr>
+                <w:rFonts w:ascii="宋体" w:hAnsi="宋体" w:eastAsia="宋体"/>
+                <w:color w:val="000000"/>
+                <w:sz w:val="21"/>
+              </w:rPr>
+              <w:t xml:space="preserve">0.160142</w:t>
+            </w:r>
+          </w:p>
+        </w:tc>
+        <w:tc>
+          <w:p>
+            <w:pPr>
+              <w:pStyle w:val="Compact"/>
+              <w:ind w:firstLine="0"/>
+              <w:jc w:val="right"/>
+            </w:pPr>
+            <w:r>
+              <w:rPr>
+                <w:rFonts w:ascii="宋体" w:hAnsi="宋体" w:eastAsia="宋体"/>
+                <w:color w:val="000000"/>
+                <w:sz w:val="21"/>
+              </w:rPr>
+              <w:t xml:space="preserve">0.698626</w:t>
+            </w:r>
+          </w:p>
+        </w:tc>
+        <w:tc>
+          <w:p>
+            <w:pPr>
+              <w:pStyle w:val="Compact"/>
+              <w:ind w:firstLine="0"/>
+              <w:jc w:val="right"/>
+            </w:pPr>
+            <w:r>
+              <w:rPr>
+                <w:rFonts w:ascii="宋体" w:hAnsi="宋体" w:eastAsia="宋体"/>
+                <w:color w:val="000000"/>
+                <w:sz w:val="21"/>
+              </w:rPr>
+              <w:t xml:space="preserve">397.745</w:t>
+            </w:r>
+          </w:p>
+        </w:tc>
+        <w:tc>
+          <w:p>
+            <w:pPr>
+              <w:pStyle w:val="Compact"/>
+              <w:ind w:firstLine="0"/>
+              <w:jc w:val="right"/>
+            </w:pPr>
+            <w:r>
+              <w:rPr>
+                <w:rFonts w:ascii="宋体" w:hAnsi="宋体" w:eastAsia="宋体"/>
+                <w:color w:val="000000"/>
+                <w:sz w:val="21"/>
+              </w:rPr>
+              <w:t xml:space="preserve">0.953319</w:t>
             </w:r>
           </w:p>
         </w:tc>
@@ -4818,75 +4907,75 @@
                 <w:color w:val="000000"/>
                 <w:sz w:val="21"/>
               </w:rPr>
-              <w:t xml:space="preserve">5349.793</w:t>
-            </w:r>
-          </w:p>
-        </w:tc>
-        <w:tc>
-          <w:p>
-            <w:pPr>
-              <w:pStyle w:val="Compact"/>
-              <w:ind w:firstLine="0"/>
-              <w:jc w:val="right"/>
-            </w:pPr>
-            <w:r>
-              <w:rPr>
-                <w:rFonts w:ascii="宋体" w:hAnsi="宋体" w:eastAsia="宋体"/>
-                <w:color w:val="000000"/>
-                <w:sz w:val="21"/>
-              </w:rPr>
-              <w:t xml:space="preserve">0.602454</w:t>
-            </w:r>
-          </w:p>
-        </w:tc>
-        <w:tc>
-          <w:p>
-            <w:pPr>
-              <w:pStyle w:val="Compact"/>
-              <w:ind w:firstLine="0"/>
-              <w:jc w:val="right"/>
-            </w:pPr>
-            <w:r>
-              <w:rPr>
-                <w:rFonts w:ascii="宋体" w:hAnsi="宋体" w:eastAsia="宋体"/>
-                <w:color w:val="000000"/>
-                <w:sz w:val="21"/>
-              </w:rPr>
-              <w:t xml:space="preserve">-2.263306</w:t>
-            </w:r>
-          </w:p>
-        </w:tc>
-        <w:tc>
-          <w:p>
-            <w:pPr>
-              <w:pStyle w:val="Compact"/>
-              <w:ind w:firstLine="0"/>
-              <w:jc w:val="right"/>
-            </w:pPr>
-            <w:r>
-              <w:rPr>
-                <w:rFonts w:ascii="宋体" w:hAnsi="宋体" w:eastAsia="宋体"/>
-                <w:color w:val="000000"/>
-                <w:sz w:val="21"/>
-              </w:rPr>
-              <w:t xml:space="preserve">3045.704</w:t>
-            </w:r>
-          </w:p>
-        </w:tc>
-        <w:tc>
-          <w:p>
-            <w:pPr>
-              <w:pStyle w:val="Compact"/>
-              <w:ind w:firstLine="0"/>
-              <w:jc w:val="right"/>
-            </w:pPr>
-            <w:r>
-              <w:rPr>
-                <w:rFonts w:ascii="宋体" w:hAnsi="宋体" w:eastAsia="宋体"/>
-                <w:color w:val="000000"/>
-                <w:sz w:val="21"/>
-              </w:rPr>
-              <w:t xml:space="preserve">27.381524</w:t>
+              <w:t xml:space="preserve">0.067241</w:t>
+            </w:r>
+          </w:p>
+        </w:tc>
+        <w:tc>
+          <w:p>
+            <w:pPr>
+              <w:pStyle w:val="Compact"/>
+              <w:ind w:firstLine="0"/>
+              <w:jc w:val="right"/>
+            </w:pPr>
+            <w:r>
+              <w:rPr>
+                <w:rFonts w:ascii="宋体" w:hAnsi="宋体" w:eastAsia="宋体"/>
+                <w:color w:val="000000"/>
+                <w:sz w:val="21"/>
+              </w:rPr>
+              <w:t xml:space="preserve">0.067241</w:t>
+            </w:r>
+          </w:p>
+        </w:tc>
+        <w:tc>
+          <w:p>
+            <w:pPr>
+              <w:pStyle w:val="Compact"/>
+              <w:ind w:firstLine="0"/>
+              <w:jc w:val="right"/>
+            </w:pPr>
+            <w:r>
+              <w:rPr>
+                <w:rFonts w:ascii="宋体" w:hAnsi="宋体" w:eastAsia="宋体"/>
+                <w:color w:val="000000"/>
+                <w:sz w:val="21"/>
+              </w:rPr>
+              <w:t xml:space="preserve">0.946986</w:t>
+            </w:r>
+          </w:p>
+        </w:tc>
+        <w:tc>
+          <w:p>
+            <w:pPr>
+              <w:pStyle w:val="Compact"/>
+              <w:ind w:firstLine="0"/>
+              <w:jc w:val="right"/>
+            </w:pPr>
+            <w:r>
+              <w:rPr>
+                <w:rFonts w:ascii="宋体" w:hAnsi="宋体" w:eastAsia="宋体"/>
+                <w:color w:val="000000"/>
+                <w:sz w:val="21"/>
+              </w:rPr>
+              <w:t xml:space="preserve">66.774</w:t>
+            </w:r>
+          </w:p>
+        </w:tc>
+        <w:tc>
+          <w:p>
+            <w:pPr>
+              <w:pStyle w:val="Compact"/>
+              <w:ind w:firstLine="0"/>
+              <w:jc w:val="right"/>
+            </w:pPr>
+            <w:r>
+              <w:rPr>
+                <w:rFonts w:ascii="宋体" w:hAnsi="宋体" w:eastAsia="宋体"/>
+                <w:color w:val="000000"/>
+                <w:sz w:val="21"/>
+              </w:rPr>
+              <w:t xml:space="preserve">0.881805</w:t>
             </w:r>
           </w:p>
         </w:tc>
@@ -4922,75 +5011,75 @@
                 <w:color w:val="000000"/>
                 <w:sz w:val="21"/>
               </w:rPr>
-              <w:t xml:space="preserve">9641.294</w:t>
-            </w:r>
-          </w:p>
-        </w:tc>
-        <w:tc>
-          <w:p>
-            <w:pPr>
-              <w:pStyle w:val="Compact"/>
-              <w:ind w:firstLine="0"/>
-              <w:jc w:val="right"/>
-            </w:pPr>
-            <w:r>
-              <w:rPr>
-                <w:rFonts w:ascii="宋体" w:hAnsi="宋体" w:eastAsia="宋体"/>
-                <w:color w:val="000000"/>
-                <w:sz w:val="21"/>
-              </w:rPr>
-              <w:t xml:space="preserve">1.337211</w:t>
-            </w:r>
-          </w:p>
-        </w:tc>
-        <w:tc>
-          <w:p>
-            <w:pPr>
-              <w:pStyle w:val="Compact"/>
-              <w:ind w:firstLine="0"/>
-              <w:jc w:val="right"/>
-            </w:pPr>
-            <w:r>
-              <w:rPr>
-                <w:rFonts w:ascii="宋体" w:hAnsi="宋体" w:eastAsia="宋体"/>
-                <w:color w:val="000000"/>
-                <w:sz w:val="21"/>
-              </w:rPr>
-              <w:t xml:space="preserve">-15.109142</w:t>
-            </w:r>
-          </w:p>
-        </w:tc>
-        <w:tc>
-          <w:p>
-            <w:pPr>
-              <w:pStyle w:val="Compact"/>
-              <w:ind w:firstLine="0"/>
-              <w:jc w:val="right"/>
-            </w:pPr>
-            <w:r>
-              <w:rPr>
-                <w:rFonts w:ascii="宋体" w:hAnsi="宋体" w:eastAsia="宋体"/>
-                <w:color w:val="000000"/>
-                <w:sz w:val="21"/>
-              </w:rPr>
-              <w:t xml:space="preserve">1369198.940</w:t>
-            </w:r>
-          </w:p>
-        </w:tc>
-        <w:tc>
-          <w:p>
-            <w:pPr>
-              <w:pStyle w:val="Compact"/>
-              <w:ind w:firstLine="0"/>
-              <w:jc w:val="right"/>
-            </w:pPr>
-            <w:r>
-              <w:rPr>
-                <w:rFonts w:ascii="宋体" w:hAnsi="宋体" w:eastAsia="宋体"/>
-                <w:color w:val="000000"/>
-                <w:sz w:val="21"/>
-              </w:rPr>
-              <w:t xml:space="preserve">31.983197</w:t>
+              <w:t xml:space="preserve">0.138829</w:t>
+            </w:r>
+          </w:p>
+        </w:tc>
+        <w:tc>
+          <w:p>
+            <w:pPr>
+              <w:pStyle w:val="Compact"/>
+              <w:ind w:firstLine="0"/>
+              <w:jc w:val="right"/>
+            </w:pPr>
+            <w:r>
+              <w:rPr>
+                <w:rFonts w:ascii="宋体" w:hAnsi="宋体" w:eastAsia="宋体"/>
+                <w:color w:val="000000"/>
+                <w:sz w:val="21"/>
+              </w:rPr>
+              <w:t xml:space="preserve">0.187602</w:t>
+            </w:r>
+          </w:p>
+        </w:tc>
+        <w:tc>
+          <w:p>
+            <w:pPr>
+              <w:pStyle w:val="Compact"/>
+              <w:ind w:firstLine="0"/>
+              <w:jc w:val="right"/>
+            </w:pPr>
+            <w:r>
+              <w:rPr>
+                <w:rFonts w:ascii="宋体" w:hAnsi="宋体" w:eastAsia="宋体"/>
+                <w:color w:val="000000"/>
+                <w:sz w:val="21"/>
+              </w:rPr>
+              <w:t xml:space="preserve">0.587010</w:t>
+            </w:r>
+          </w:p>
+        </w:tc>
+        <w:tc>
+          <w:p>
+            <w:pPr>
+              <w:pStyle w:val="Compact"/>
+              <w:ind w:firstLine="0"/>
+              <w:jc w:val="right"/>
+            </w:pPr>
+            <w:r>
+              <w:rPr>
+                <w:rFonts w:ascii="宋体" w:hAnsi="宋体" w:eastAsia="宋体"/>
+                <w:color w:val="000000"/>
+                <w:sz w:val="21"/>
+              </w:rPr>
+              <w:t xml:space="preserve">177.519</w:t>
+            </w:r>
+          </w:p>
+        </w:tc>
+        <w:tc>
+          <w:p>
+            <w:pPr>
+              <w:pStyle w:val="Compact"/>
+              <w:ind w:firstLine="0"/>
+              <w:jc w:val="right"/>
+            </w:pPr>
+            <w:r>
+              <w:rPr>
+                <w:rFonts w:ascii="宋体" w:hAnsi="宋体" w:eastAsia="宋体"/>
+                <w:color w:val="000000"/>
+                <w:sz w:val="21"/>
+              </w:rPr>
+              <w:t xml:space="preserve">1.395230</w:t>
             </w:r>
           </w:p>
         </w:tc>
@@ -5026,75 +5115,75 @@
                 <w:color w:val="000000"/>
                 <w:sz w:val="21"/>
               </w:rPr>
-              <w:t xml:space="preserve">10066.013</w:t>
-            </w:r>
-          </w:p>
-        </w:tc>
-        <w:tc>
-          <w:p>
-            <w:pPr>
-              <w:pStyle w:val="Compact"/>
-              <w:ind w:firstLine="0"/>
-              <w:jc w:val="right"/>
-            </w:pPr>
-            <w:r>
-              <w:rPr>
-                <w:rFonts w:ascii="宋体" w:hAnsi="宋体" w:eastAsia="宋体"/>
-                <w:color w:val="000000"/>
-                <w:sz w:val="21"/>
-              </w:rPr>
-              <w:t xml:space="preserve">2.092726</w:t>
-            </w:r>
-          </w:p>
-        </w:tc>
-        <w:tc>
-          <w:p>
-            <w:pPr>
-              <w:pStyle w:val="Compact"/>
-              <w:ind w:firstLine="0"/>
-              <w:jc w:val="right"/>
-            </w:pPr>
-            <w:r>
-              <w:rPr>
-                <w:rFonts w:ascii="宋体" w:hAnsi="宋体" w:eastAsia="宋体"/>
-                <w:color w:val="000000"/>
-                <w:sz w:val="21"/>
-              </w:rPr>
-              <w:t xml:space="preserve">-38.474005</w:t>
-            </w:r>
-          </w:p>
-        </w:tc>
-        <w:tc>
-          <w:p>
-            <w:pPr>
-              <w:pStyle w:val="Compact"/>
-              <w:ind w:firstLine="0"/>
-              <w:jc w:val="right"/>
-            </w:pPr>
-            <w:r>
-              <w:rPr>
-                <w:rFonts w:ascii="宋体" w:hAnsi="宋体" w:eastAsia="宋体"/>
-                <w:color w:val="000000"/>
-                <w:sz w:val="21"/>
-              </w:rPr>
-              <w:t xml:space="preserve">514657455.688</w:t>
-            </w:r>
-          </w:p>
-        </w:tc>
-        <w:tc>
-          <w:p>
-            <w:pPr>
-              <w:pStyle w:val="Compact"/>
-              <w:ind w:firstLine="0"/>
-              <w:jc w:val="right"/>
-            </w:pPr>
-            <w:r>
-              <w:rPr>
-                <w:rFonts w:ascii="宋体" w:hAnsi="宋体" w:eastAsia="宋体"/>
-                <w:color w:val="000000"/>
-                <w:sz w:val="21"/>
-              </w:rPr>
-              <w:t xml:space="preserve">31.989926</w:t>
+              <w:t xml:space="preserve">0.221128</w:t>
+            </w:r>
+          </w:p>
+        </w:tc>
+        <w:tc>
+          <w:p>
+            <w:pPr>
+              <w:pStyle w:val="Compact"/>
+              <w:ind w:firstLine="0"/>
+              <w:jc w:val="right"/>
+            </w:pPr>
+            <w:r>
+              <w:rPr>
+                <w:rFonts w:ascii="宋体" w:hAnsi="宋体" w:eastAsia="宋体"/>
+                <w:color w:val="000000"/>
+                <w:sz w:val="21"/>
+              </w:rPr>
+              <w:t xml:space="preserve">0.374170</w:t>
+            </w:r>
+          </w:p>
+        </w:tc>
+        <w:tc>
+          <w:p>
+            <w:pPr>
+              <w:pStyle w:val="Compact"/>
+              <w:ind w:firstLine="0"/>
+              <w:jc w:val="right"/>
+            </w:pPr>
+            <w:r>
+              <w:rPr>
+                <w:rFonts w:ascii="宋体" w:hAnsi="宋体" w:eastAsia="宋体"/>
+                <w:color w:val="000000"/>
+                <w:sz w:val="21"/>
+              </w:rPr>
+              <w:t xml:space="preserve">-0.643896</w:t>
+            </w:r>
+          </w:p>
+        </w:tc>
+        <w:tc>
+          <w:p>
+            <w:pPr>
+              <w:pStyle w:val="Compact"/>
+              <w:ind w:firstLine="0"/>
+              <w:jc w:val="right"/>
+            </w:pPr>
+            <w:r>
+              <w:rPr>
+                <w:rFonts w:ascii="宋体" w:hAnsi="宋体" w:eastAsia="宋体"/>
+                <w:color w:val="000000"/>
+                <w:sz w:val="21"/>
+              </w:rPr>
+              <w:t xml:space="preserve">507.973</w:t>
+            </w:r>
+          </w:p>
+        </w:tc>
+        <w:tc>
+          <w:p>
+            <w:pPr>
+              <w:pStyle w:val="Compact"/>
+              <w:ind w:firstLine="0"/>
+              <w:jc w:val="right"/>
+            </w:pPr>
+            <w:r>
+              <w:rPr>
+                <w:rFonts w:ascii="宋体" w:hAnsi="宋体" w:eastAsia="宋体"/>
+                <w:color w:val="000000"/>
+                <w:sz w:val="21"/>
+              </w:rPr>
+              <w:t xml:space="preserve">1.816222</w:t>
             </w:r>
           </w:p>
         </w:tc>
@@ -5130,75 +5219,75 @@
                 <w:color w:val="000000"/>
                 <w:sz w:val="21"/>
               </w:rPr>
-              <w:t xml:space="preserve">1594.736</w:t>
-            </w:r>
-          </w:p>
-        </w:tc>
-        <w:tc>
-          <w:p>
-            <w:pPr>
-              <w:pStyle w:val="Compact"/>
-              <w:ind w:firstLine="0"/>
-              <w:jc w:val="right"/>
-            </w:pPr>
-            <w:r>
-              <w:rPr>
-                <w:rFonts w:ascii="宋体" w:hAnsi="宋体" w:eastAsia="宋体"/>
-                <w:color w:val="000000"/>
-                <w:sz w:val="21"/>
-              </w:rPr>
-              <w:t xml:space="preserve">1.131018</w:t>
-            </w:r>
-          </w:p>
-        </w:tc>
-        <w:tc>
-          <w:p>
-            <w:pPr>
-              <w:pStyle w:val="Compact"/>
-              <w:ind w:firstLine="0"/>
-              <w:jc w:val="right"/>
-            </w:pPr>
-            <w:r>
-              <w:rPr>
-                <w:rFonts w:ascii="宋体" w:hAnsi="宋体" w:eastAsia="宋体"/>
-                <w:color w:val="000000"/>
-                <w:sz w:val="21"/>
-              </w:rPr>
-              <w:t xml:space="preserve">-10.582701</w:t>
-            </w:r>
-          </w:p>
-        </w:tc>
-        <w:tc>
-          <w:p>
-            <w:pPr>
-              <w:pStyle w:val="Compact"/>
-              <w:ind w:firstLine="0"/>
-              <w:jc w:val="right"/>
-            </w:pPr>
-            <w:r>
-              <w:rPr>
-                <w:rFonts w:ascii="宋体" w:hAnsi="宋体" w:eastAsia="宋体"/>
-                <w:color w:val="000000"/>
-                <w:sz w:val="21"/>
-              </w:rPr>
-              <w:t xml:space="preserve">262557.238</w:t>
-            </w:r>
-          </w:p>
-        </w:tc>
-        <w:tc>
-          <w:p>
-            <w:pPr>
-              <w:pStyle w:val="Compact"/>
-              <w:ind w:firstLine="0"/>
-              <w:jc w:val="right"/>
-            </w:pPr>
-            <w:r>
-              <w:rPr>
-                <w:rFonts w:ascii="宋体" w:hAnsi="宋体" w:eastAsia="宋体"/>
-                <w:color w:val="000000"/>
-                <w:sz w:val="21"/>
-              </w:rPr>
-              <w:t xml:space="preserve">31.889389</w:t>
+              <w:t xml:space="preserve">0.085566</w:t>
+            </w:r>
+          </w:p>
+        </w:tc>
+        <w:tc>
+          <w:p>
+            <w:pPr>
+              <w:pStyle w:val="Compact"/>
+              <w:ind w:firstLine="0"/>
+              <w:jc w:val="right"/>
+            </w:pPr>
+            <w:r>
+              <w:rPr>
+                <w:rFonts w:ascii="宋体" w:hAnsi="宋体" w:eastAsia="宋体"/>
+                <w:color w:val="000000"/>
+                <w:sz w:val="21"/>
+              </w:rPr>
+              <w:t xml:space="preserve">0.107630</w:t>
+            </w:r>
+          </w:p>
+        </w:tc>
+        <w:tc>
+          <w:p>
+            <w:pPr>
+              <w:pStyle w:val="Compact"/>
+              <w:ind w:firstLine="0"/>
+              <w:jc w:val="right"/>
+            </w:pPr>
+            <w:r>
+              <w:rPr>
+                <w:rFonts w:ascii="宋体" w:hAnsi="宋体" w:eastAsia="宋体"/>
+                <w:color w:val="000000"/>
+                <w:sz w:val="21"/>
+              </w:rPr>
+              <w:t xml:space="preserve">0.863951</w:t>
+            </w:r>
+          </w:p>
+        </w:tc>
+        <w:tc>
+          <w:p>
+            <w:pPr>
+              <w:pStyle w:val="Compact"/>
+              <w:ind w:firstLine="0"/>
+              <w:jc w:val="right"/>
+            </w:pPr>
+            <w:r>
+              <w:rPr>
+                <w:rFonts w:ascii="宋体" w:hAnsi="宋体" w:eastAsia="宋体"/>
+                <w:color w:val="000000"/>
+                <w:sz w:val="21"/>
+              </w:rPr>
+              <w:t xml:space="preserve">88.101</w:t>
+            </w:r>
+          </w:p>
+        </w:tc>
+        <w:tc>
+          <w:p>
+            <w:pPr>
+              <w:pStyle w:val="Compact"/>
+              <w:ind w:firstLine="0"/>
+              <w:jc w:val="right"/>
+            </w:pPr>
+            <w:r>
+              <w:rPr>
+                <w:rFonts w:ascii="宋体" w:hAnsi="宋体" w:eastAsia="宋体"/>
+                <w:color w:val="000000"/>
+                <w:sz w:val="21"/>
+              </w:rPr>
+              <w:t xml:space="preserve">0.949031</w:t>
             </w:r>
           </w:p>
         </w:tc>
@@ -5215,7 +5304,7 @@
           <w:rFonts w:ascii="宋体" w:hAnsi="宋体" w:eastAsia="宋体"/>
           <w:color w:val="000000"/>
         </w:rPr>
-        <w:t xml:space="preserve">负 R2 表示当前小样本、短训练设置下模型拟合弱于均值基线。这不是要回避的缺点，而是复现边界的一部分。</w:t>
+        <w:t xml:space="preserve">PHM2012 Condition 2 的负 R2 表示当前抽样设置和模型实现下，该工况拟合弱于均值基线。这不是要回避的缺点，而是复现边界的一部分。</w:t>
       </w:r>
     </w:p>
     <w:p>
@@ -5229,7 +5318,7 @@
           <w:rFonts w:ascii="宋体" w:hAnsi="宋体" w:eastAsia="宋体"/>
           <w:color w:val="000000"/>
         </w:rPr>
-        <w:t xml:space="preserve">PHM2012 部分工况的 NormalizedRMSE 大于 1、PHM2012 Score 数值很大，说明短训练下预测误差已经超过测试目标范围或触发了指数惩罚。它暴露的是当前训练规模不足，而不是 Score 实现错误。完整 18 行 baseline 对比保存在</w:t>
+        <w:t xml:space="preserve">PHM2012 Score 数值较大，说明少数相对误差触发了指数惩罚。它暴露的是当前 96 快照抽样和单次训练仍然不足，而不是 Score 实现错误。完整 18 行 baseline 对比保存在</w:t>
       </w:r>
       <w:r>
         <w:rPr>
@@ -5668,7 +5757,7 @@
           <w:rFonts w:ascii="宋体" w:hAnsi="宋体" w:eastAsia="宋体"/>
           <w:color w:val="000000"/>
         </w:rPr>
-        <w:t xml:space="preserve">单次 8 epoch 小样本结果代表论文级最终性能；</w:t>
+        <w:t xml:space="preserve">单次 50 epoch 抽样结果代表作者源码级最终性能；</w:t>
       </w:r>
     </w:p>
     <w:p>

--- a/docx/final/25_模型与实验设计说明.docx
+++ b/docx/final/25_模型与实验设计说明.docx
@@ -1246,7 +1246,14 @@
           <w:rFonts w:ascii="宋体" w:hAnsi="宋体" w:eastAsia="宋体"/>
           <w:color w:val="000000"/>
         </w:rPr>
-        <w:t xml:space="preserve">自动生成特征。</w:t>
+        <w:t xml:space="preserve">自动生成特征。#4 后已新增</w:t>
+      </w:r>
+      <w:r>
+        <w:rPr>
+          <w:rFonts w:ascii="宋体" w:hAnsi="宋体" w:eastAsia="宋体"/>
+          <w:color w:val="000000"/>
+        </w:rPr>
+        <w:t xml:space="preserve"> </w:t>
       </w:r>
       <w:r>
         <w:rPr>
@@ -1268,7 +1275,7 @@
           <w:rFonts w:ascii="宋体" w:hAnsi="宋体" w:eastAsia="宋体"/>
           <w:color w:val="000000"/>
         </w:rPr>
-        <w:t xml:space="preserve">和</w:t>
+        <w:t xml:space="preserve">Minimal/Efficient train-only 特征分析、held-out RUL baseline、manual+tsfresh 融合输入验证与</w:t>
       </w:r>
       <w:r>
         <w:rPr>
@@ -1283,7 +1290,7 @@
           <w:rFonts w:ascii="宋体" w:hAnsi="宋体" w:eastAsia="宋体"/>
           <w:color w:val="000000"/>
         </w:rPr>
-        <w:t xml:space="preserve">xgboost</w:t>
+        <w:t xml:space="preserve">sktime</w:t>
       </w:r>
       <w:r>
         <w:rPr>
@@ -1297,7 +1304,7 @@
           <w:rFonts w:ascii="宋体" w:hAnsi="宋体" w:eastAsia="宋体"/>
           <w:color w:val="000000"/>
         </w:rPr>
-        <w:t xml:space="preserve">在仓库中只作为可选扩展依赖，不作为本轮论文复现的主输入来源。</w:t>
+        <w:t xml:space="preserve">baseline；它们用于指标驱动补充实验，不替代本节论文复现主输入。</w:t>
       </w:r>
     </w:p>
     <w:tbl>
